--- a/submission/02_配套文档/docx/DEPLOY.docx
+++ b/submission/02_配套文档/docx/DEPLOY.docx
@@ -61,7 +61,7 @@
           <w:color w:val="666666"/>
           <w:sz w:val="21"/>
         </w:rPr>
-        <w:t>中国软件杯 A3 赛题 · 基于大模型的个性化资源生成与学习多智能体系统开发</w:t>
+        <w:t>2026 福建高校「火山杯」Agent 创新大赛 · 参赛作品</w:t>
       </w:r>
     </w:p>
     <w:p>
@@ -92,7 +92,7 @@
           <w:color w:val="1A1A2E"/>
           <w:sz w:val="21"/>
         </w:rPr>
-        <w:t>文档版本：v2.0    日期：2026-07-20</w:t>
+        <w:t>文档版本：v2.1    日期：2026-09-19</w:t>
       </w:r>
     </w:p>
     <w:p>
@@ -175,7 +175,7 @@
           <w:color w:val="666666"/>
           <w:sz w:val="20"/>
         </w:rPr>
-        <w:t>中国软件杯 A3 赛题参赛作品</w:t>
+        <w:t>2026 福建高校「火山杯」Agent 创新大赛 参赛作品</w:t>
       </w:r>
     </w:p>
     <w:p>

--- a/submission/02_配套文档/docx/DEPLOY.docx
+++ b/submission/02_配套文档/docx/DEPLOY.docx
@@ -4635,7 +4635,7 @@
           <w:color w:val="999999"/>
           <w:sz w:val="17"/>
         </w:rPr>
-        <w:t>━ 本文档由 MARS-408 参赛团队编写，配套中国软件杯 A3 赛题提交 ━</w:t>
+        <w:t>━ 本文档由 MARS-408 参赛团队编写，2026 福建高校「火山杯」Agent 创新大赛参赛配套 ━</w:t>
       </w:r>
     </w:p>
     <w:sectPr>

--- a/submission/02_配套文档/docx/DEPLOY.docx
+++ b/submission/02_配套文档/docx/DEPLOY.docx
@@ -2,20 +2,22 @@
 <file path=word/document.xml><?xml version="1.0" encoding="utf-8"?>
 <w:document xmlns:wpc="http://schemas.microsoft.com/office/word/2010/wordprocessingCanvas" xmlns:mo="http://schemas.microsoft.com/office/mac/office/2008/main" xmlns:mc="http://schemas.openxmlformats.org/markup-compatibility/2006" xmlns:mv="urn:schemas-microsoft-com:mac:vml" xmlns:o="urn:schemas-microsoft-com:office:office" xmlns:r="http://schemas.openxmlformats.org/officeDocument/2006/relationships" xmlns:m="http://schemas.openxmlformats.org/officeDocument/2006/math" xmlns:v="urn:schemas-microsoft-com:vml" xmlns:wp14="http://schemas.microsoft.com/office/word/2010/wordprocessingDrawing" xmlns:wp="http://schemas.openxmlformats.org/drawingml/2006/wordprocessingDrawing" xmlns:w10="urn:schemas-microsoft-com:office:word" xmlns:w="http://schemas.openxmlformats.org/wordprocessingml/2006/main" xmlns:w14="http://schemas.microsoft.com/office/word/2010/wordml" xmlns:wpg="http://schemas.microsoft.com/office/word/2010/wordprocessingGroup" xmlns:wpi="http://schemas.microsoft.com/office/word/2010/wordprocessingInk" xmlns:wne="http://schemas.microsoft.com/office/word/2006/wordml" xmlns:wps="http://schemas.microsoft.com/office/word/2010/wordprocessingShape" mc:Ignorable="w14 wp14">
   <w:body>
+    <w:p/>
+    <w:p/>
+    <w:p/>
     <w:p>
       <w:pPr>
-        <w:spacing w:after="0"/>
+        <w:jc w:val="center"/>
       </w:pPr>
-    </w:p>
-    <w:p>
-      <w:pPr>
-        <w:spacing w:after="0"/>
-      </w:pPr>
-    </w:p>
-    <w:p>
-      <w:pPr>
-        <w:spacing w:after="0"/>
-      </w:pPr>
+      <w:r>
+        <w:rPr>
+          <w:rFonts w:ascii="Calibri" w:hAnsi="Calibri" w:eastAsia="宋体"/>
+          <w:b/>
+          <w:color w:val="6C2BD9"/>
+          <w:sz w:val="26"/>
+        </w:rPr>
+        <w:t>闽江大学 · 芒得很职</w:t>
+      </w:r>
     </w:p>
     <w:p>
       <w:pPr>
@@ -23,45 +25,12 @@
       </w:pPr>
       <w:r>
         <w:rPr>
-          <w:rFonts w:ascii="Calibri" w:hAnsi="Calibri" w:eastAsia="黑体"/>
+          <w:rFonts w:ascii="Calibri" w:hAnsi="Calibri" w:eastAsia="宋体"/>
           <w:b/>
-          <w:i w:val="0"/>
-          <w:color w:val="6C2BD9"/>
-          <w:sz w:val="26"/>
-        </w:rPr>
-        <w:t>MARS-408 · 计算机408考研个性化学习多智能体系统</w:t>
-      </w:r>
-    </w:p>
-    <w:p>
-      <w:pPr>
-        <w:spacing w:before="480" w:after="160"/>
-        <w:jc w:val="center"/>
-      </w:pPr>
-      <w:r>
-        <w:rPr>
-          <w:rFonts w:ascii="Calibri" w:hAnsi="Calibri" w:eastAsia="黑体"/>
-          <w:b/>
-          <w:i w:val="0"/>
           <w:color w:val="1A1A2E"/>
           <w:sz w:val="52"/>
         </w:rPr>
-        <w:t>MARS-408 — 部署文档</w:t>
-      </w:r>
-    </w:p>
-    <w:p>
-      <w:pPr>
-        <w:spacing w:before="360"/>
-        <w:jc w:val="center"/>
-      </w:pPr>
-      <w:r>
-        <w:rPr>
-          <w:rFonts w:ascii="Calibri" w:hAnsi="Calibri" w:eastAsia="宋体"/>
-          <w:b w:val="0"/>
-          <w:i w:val="0"/>
-          <w:color w:val="666666"/>
-          <w:sz w:val="21"/>
-        </w:rPr>
-        <w:t>2026 福建高校「火山杯」Agent 创新大赛 · 参赛作品</w:t>
+        <w:t>芒得很职 — 部署文档</w:t>
       </w:r>
     </w:p>
     <w:p>
@@ -72,27 +41,10 @@
         <w:rPr>
           <w:rFonts w:ascii="Calibri" w:hAnsi="Calibri" w:eastAsia="宋体"/>
           <w:b w:val="0"/>
-          <w:i w:val="0"/>
-          <w:color w:val="6C2BD9"/>
-          <w:sz w:val="22"/>
-        </w:rPr>
-        <w:t>━━━━━━━━━━━━━━━━━━</w:t>
-      </w:r>
-    </w:p>
-    <w:p>
-      <w:pPr>
-        <w:spacing w:before="240"/>
-        <w:jc w:val="center"/>
-      </w:pPr>
-      <w:r>
-        <w:rPr>
-          <w:rFonts w:ascii="Calibri" w:hAnsi="Calibri" w:eastAsia="宋体"/>
-          <w:b w:val="0"/>
-          <w:i w:val="0"/>
-          <w:color w:val="1A1A2E"/>
+          <w:color w:val="666666"/>
           <w:sz w:val="21"/>
         </w:rPr>
-        <w:t>文档版本：v2.1    日期：2026-09-19</w:t>
+        <w:t>计算机类学生职业素养对抗实训平台</w:t>
       </w:r>
     </w:p>
     <w:p>
@@ -103,28 +55,35 @@
         <w:rPr>
           <w:rFonts w:ascii="Calibri" w:hAnsi="Calibri" w:eastAsia="宋体"/>
           <w:b w:val="0"/>
-          <w:i w:val="0"/>
-          <w:color w:val="1A1A2E"/>
-          <w:sz w:val="21"/>
+          <w:color w:val="6C2BD9"/>
+          <w:sz w:val="22"/>
         </w:rPr>
-        <w:t>提交方：MARS-408 参赛团队    赛题组别：A 组</w:t>
-      </w:r>
-    </w:p>
-    <w:p>
-      <w:r>
-        <w:br w:type="page"/>
+        <w:t>━━━━━━━━━━━━━━━━━━━━━━━━━━━━━━━━━━</w:t>
       </w:r>
     </w:p>
     <w:p>
       <w:pPr>
-        <w:spacing w:after="160"/>
         <w:jc w:val="center"/>
       </w:pPr>
       <w:r>
         <w:rPr>
-          <w:rFonts w:ascii="Calibri" w:hAnsi="Calibri" w:eastAsia="黑体"/>
+          <w:rFonts w:ascii="Calibri" w:hAnsi="Calibri" w:eastAsia="宋体"/>
+          <w:b w:val="0"/>
+          <w:color w:val="1A1A2E"/>
+          <w:sz w:val="21"/>
+        </w:rPr>
+        <w:t>闽江大学 · 计算机类学生职业素养对抗实训平台</w:t>
+      </w:r>
+    </w:p>
+    <w:p/>
+    <w:p>
+      <w:pPr>
+        <w:jc w:val="center"/>
+      </w:pPr>
+      <w:r>
+        <w:rPr>
+          <w:rFonts w:ascii="Calibri" w:hAnsi="Calibri" w:eastAsia="宋体"/>
           <w:b/>
-          <w:i w:val="0"/>
           <w:color w:val="6C2BD9"/>
           <w:sz w:val="30"/>
         </w:rPr>
@@ -133,18 +92,26 @@
     </w:p>
     <w:p>
       <w:r>
+        <w:rPr>
+          <w:rFonts w:ascii="Calibri" w:hAnsi="Calibri" w:eastAsia="宋体"/>
+          <w:color w:val="1A1A2E"/>
+          <w:sz w:val="21"/>
+        </w:rPr>
         <w:fldChar w:fldCharType="begin"/>
         <w:instrText xml:space="preserve">TOC \o "1-3" \h \z \u</w:instrText>
         <w:fldChar w:fldCharType="separate"/>
-        <w:t>右键更新域可生成目录</w:t>
         <w:fldChar w:fldCharType="end"/>
       </w:r>
-    </w:p>
-    <w:p>
       <w:r>
-        <w:br w:type="page"/>
+        <w:rPr>
+          <w:rFonts w:ascii="Calibri" w:hAnsi="Calibri" w:eastAsia="宋体"/>
+          <w:color w:val="666666"/>
+          <w:sz w:val="21"/>
+        </w:rPr>
+        <w:t>右键更新域可生成目录</w:t>
       </w:r>
     </w:p>
+    <w:p/>
     <w:p>
       <w:pPr>
         <w:spacing w:before="60" w:after="60" w:line="312" w:lineRule="auto"/>
@@ -175,7 +142,7 @@
           <w:color w:val="666666"/>
           <w:sz w:val="20"/>
         </w:rPr>
-        <w:t>2026 福建高校「火山杯」Agent 创新大赛 参赛作品</w:t>
+        <w:t>国创赛·高教主赛道·创意组 参赛作品</w:t>
       </w:r>
     </w:p>
     <w:p>
@@ -186,7 +153,6 @@
         <w:rPr>
           <w:rFonts w:ascii="Calibri" w:hAnsi="Calibri" w:eastAsia="宋体"/>
           <w:b w:val="0"/>
-          <w:i w:val="0"/>
           <w:color w:val="999999"/>
           <w:sz w:val="18"/>
         </w:rPr>
@@ -195,31 +161,43 @@
     </w:p>
     <w:p>
       <w:pPr>
-        <w:pStyle w:val="Heading2"/>
+        <w:pStyle w:val="Heading1"/>
       </w:pPr>
       <w:r>
+        <w:rPr>
+          <w:rFonts w:ascii="Calibri" w:hAnsi="Calibri" w:eastAsia="宋体"/>
+          <w:b/>
+          <w:color w:val="6C2BD9"/>
+          <w:sz w:val="28"/>
+        </w:rPr>
         <w:t>一、环境要求</w:t>
       </w:r>
     </w:p>
     <w:p>
       <w:pPr>
-        <w:pStyle w:val="Heading3"/>
+        <w:pStyle w:val="Heading2"/>
       </w:pPr>
       <w:r>
+        <w:rPr>
+          <w:rFonts w:ascii="Calibri" w:hAnsi="Calibri" w:eastAsia="宋体"/>
+          <w:b/>
+          <w:color w:val="6C2BD9"/>
+          <w:sz w:val="24"/>
+        </w:rPr>
         <w:t>系统要求</w:t>
       </w:r>
     </w:p>
     <w:p>
       <w:pPr>
-        <w:spacing w:after="40" w:line="312" w:lineRule="auto"/>
+        <w:spacing w:before="40" w:after="40" w:line="276" w:lineRule="auto"/>
         <w:ind w:left="454"/>
       </w:pPr>
       <w:r>
         <w:rPr>
           <w:rFonts w:ascii="Calibri" w:hAnsi="Calibri" w:eastAsia="宋体"/>
-          <w:b/>
+          <w:b w:val="0"/>
           <w:i w:val="0"/>
-          <w:color w:val="6C2BD9"/>
+          <w:color w:val="1A1A2E"/>
           <w:sz w:val="21"/>
         </w:rPr>
         <w:t xml:space="preserve">• </w:t>
@@ -247,15 +225,15 @@
     </w:p>
     <w:p>
       <w:pPr>
-        <w:spacing w:after="40" w:line="312" w:lineRule="auto"/>
+        <w:spacing w:before="40" w:after="40" w:line="276" w:lineRule="auto"/>
         <w:ind w:left="454"/>
       </w:pPr>
       <w:r>
         <w:rPr>
           <w:rFonts w:ascii="Calibri" w:hAnsi="Calibri" w:eastAsia="宋体"/>
-          <w:b/>
+          <w:b w:val="0"/>
           <w:i w:val="0"/>
-          <w:color w:val="6C2BD9"/>
+          <w:color w:val="1A1A2E"/>
           <w:sz w:val="21"/>
         </w:rPr>
         <w:t xml:space="preserve">• </w:t>
@@ -283,15 +261,15 @@
     </w:p>
     <w:p>
       <w:pPr>
-        <w:spacing w:after="40" w:line="312" w:lineRule="auto"/>
+        <w:spacing w:before="40" w:after="40" w:line="276" w:lineRule="auto"/>
         <w:ind w:left="454"/>
       </w:pPr>
       <w:r>
         <w:rPr>
           <w:rFonts w:ascii="Calibri" w:hAnsi="Calibri" w:eastAsia="宋体"/>
-          <w:b/>
+          <w:b w:val="0"/>
           <w:i w:val="0"/>
-          <w:color w:val="6C2BD9"/>
+          <w:color w:val="1A1A2E"/>
           <w:sz w:val="21"/>
         </w:rPr>
         <w:t xml:space="preserve">• </w:t>
@@ -319,15 +297,15 @@
     </w:p>
     <w:p>
       <w:pPr>
-        <w:spacing w:after="40" w:line="312" w:lineRule="auto"/>
+        <w:spacing w:before="40" w:after="40" w:line="276" w:lineRule="auto"/>
         <w:ind w:left="454"/>
       </w:pPr>
       <w:r>
         <w:rPr>
           <w:rFonts w:ascii="Calibri" w:hAnsi="Calibri" w:eastAsia="宋体"/>
-          <w:b/>
+          <w:b w:val="0"/>
           <w:i w:val="0"/>
-          <w:color w:val="6C2BD9"/>
+          <w:color w:val="1A1A2E"/>
           <w:sz w:val="21"/>
         </w:rPr>
         <w:t xml:space="preserve">• </w:t>
@@ -355,9 +333,15 @@
     </w:p>
     <w:p>
       <w:pPr>
-        <w:pStyle w:val="Heading3"/>
+        <w:pStyle w:val="Heading2"/>
       </w:pPr>
       <w:r>
+        <w:rPr>
+          <w:rFonts w:ascii="Calibri" w:hAnsi="Calibri" w:eastAsia="宋体"/>
+          <w:b/>
+          <w:color w:val="6C2BD9"/>
+          <w:sz w:val="24"/>
+        </w:rPr>
         <w:t>依赖服务（可选，开发期可不启动）</w:t>
       </w:r>
     </w:p>
@@ -369,33 +353,27 @@
         <w:tblLook w:firstColumn="1" w:firstRow="1" w:lastColumn="0" w:lastRow="0" w:noHBand="0" w:noVBand="1" w:val="04A0"/>
       </w:tblPr>
       <w:tblGrid>
-        <w:gridCol w:w="2379"/>
-        <w:gridCol w:w="2379"/>
-        <w:gridCol w:w="2379"/>
-        <w:gridCol w:w="2379"/>
+        <w:gridCol w:w="2160"/>
+        <w:gridCol w:w="2160"/>
+        <w:gridCol w:w="2160"/>
+        <w:gridCol w:w="2160"/>
       </w:tblGrid>
       <w:tr>
         <w:tc>
           <w:tcPr>
-            <w:tcW w:type="dxa" w:w="2379"/>
-            <w:shd w:val="clear" w:color="auto" w:fill="6C2BD9"/>
+            <w:tcW w:type="dxa" w:w="2160"/>
           </w:tcPr>
           <w:p>
             <w:pPr>
-              <w:spacing w:after="40" w:before="40"/>
+              <w:spacing w:before="40" w:after="40"/>
             </w:pPr>
-            <w:r>
-              <w:rPr>
-                <w:b/>
-              </w:rPr>
-            </w:r>
             <w:r>
               <w:rPr>
                 <w:rFonts w:ascii="Calibri" w:hAnsi="Calibri" w:eastAsia="宋体"/>
                 <w:b/>
                 <w:i w:val="0"/>
-                <w:color w:val="FFFFFF"/>
-                <w:sz w:val="20"/>
+                <w:color w:val="1A1A2E"/>
+                <w:sz w:val="18"/>
               </w:rPr>
               <w:t>服务</w:t>
             </w:r>
@@ -403,25 +381,19 @@
         </w:tc>
         <w:tc>
           <w:tcPr>
-            <w:tcW w:type="dxa" w:w="2379"/>
-            <w:shd w:val="clear" w:color="auto" w:fill="6C2BD9"/>
+            <w:tcW w:type="dxa" w:w="2160"/>
           </w:tcPr>
           <w:p>
             <w:pPr>
-              <w:spacing w:after="40" w:before="40"/>
+              <w:spacing w:before="40" w:after="40"/>
             </w:pPr>
-            <w:r>
-              <w:rPr>
-                <w:b/>
-              </w:rPr>
-            </w:r>
             <w:r>
               <w:rPr>
                 <w:rFonts w:ascii="Calibri" w:hAnsi="Calibri" w:eastAsia="宋体"/>
                 <w:b/>
                 <w:i w:val="0"/>
-                <w:color w:val="FFFFFF"/>
-                <w:sz w:val="20"/>
+                <w:color w:val="1A1A2E"/>
+                <w:sz w:val="18"/>
               </w:rPr>
               <w:t>版本</w:t>
             </w:r>
@@ -429,25 +401,19 @@
         </w:tc>
         <w:tc>
           <w:tcPr>
-            <w:tcW w:type="dxa" w:w="2379"/>
-            <w:shd w:val="clear" w:color="auto" w:fill="6C2BD9"/>
+            <w:tcW w:type="dxa" w:w="2160"/>
           </w:tcPr>
           <w:p>
             <w:pPr>
-              <w:spacing w:after="40" w:before="40"/>
+              <w:spacing w:before="40" w:after="40"/>
             </w:pPr>
-            <w:r>
-              <w:rPr>
-                <w:b/>
-              </w:rPr>
-            </w:r>
             <w:r>
               <w:rPr>
                 <w:rFonts w:ascii="Calibri" w:hAnsi="Calibri" w:eastAsia="宋体"/>
                 <w:b/>
                 <w:i w:val="0"/>
-                <w:color w:val="FFFFFF"/>
-                <w:sz w:val="20"/>
+                <w:color w:val="1A1A2E"/>
+                <w:sz w:val="18"/>
               </w:rPr>
               <w:t>说明</w:t>
             </w:r>
@@ -455,25 +421,19 @@
         </w:tc>
         <w:tc>
           <w:tcPr>
-            <w:tcW w:type="dxa" w:w="2379"/>
-            <w:shd w:val="clear" w:color="auto" w:fill="6C2BD9"/>
+            <w:tcW w:type="dxa" w:w="2160"/>
           </w:tcPr>
           <w:p>
             <w:pPr>
-              <w:spacing w:after="40" w:before="40"/>
+              <w:spacing w:before="40" w:after="40"/>
             </w:pPr>
-            <w:r>
-              <w:rPr>
-                <w:b/>
-              </w:rPr>
-            </w:r>
             <w:r>
               <w:rPr>
                 <w:rFonts w:ascii="Calibri" w:hAnsi="Calibri" w:eastAsia="宋体"/>
                 <w:b/>
                 <w:i w:val="0"/>
-                <w:color w:val="FFFFFF"/>
-                <w:sz w:val="20"/>
+                <w:color w:val="1A1A2E"/>
+                <w:sz w:val="18"/>
               </w:rPr>
               <w:t>是否必需</w:t>
             </w:r>
@@ -483,20 +443,19 @@
       <w:tr>
         <w:tc>
           <w:tcPr>
-            <w:tcW w:type="dxa" w:w="2379"/>
+            <w:tcW w:type="dxa" w:w="2160"/>
           </w:tcPr>
           <w:p>
             <w:pPr>
-              <w:spacing w:after="40" w:before="40"/>
+              <w:spacing w:before="40" w:after="40"/>
             </w:pPr>
-            <w:r/>
             <w:r>
               <w:rPr>
                 <w:rFonts w:ascii="Calibri" w:hAnsi="Calibri" w:eastAsia="宋体"/>
                 <w:b w:val="0"/>
                 <w:i w:val="0"/>
                 <w:color w:val="1A1A2E"/>
-                <w:sz w:val="19"/>
+                <w:sz w:val="18"/>
               </w:rPr>
               <w:t>Milvus</w:t>
             </w:r>
@@ -504,20 +463,19 @@
         </w:tc>
         <w:tc>
           <w:tcPr>
-            <w:tcW w:type="dxa" w:w="2379"/>
+            <w:tcW w:type="dxa" w:w="2160"/>
           </w:tcPr>
           <w:p>
             <w:pPr>
-              <w:spacing w:after="40" w:before="40"/>
+              <w:spacing w:before="40" w:after="40"/>
             </w:pPr>
-            <w:r/>
             <w:r>
               <w:rPr>
                 <w:rFonts w:ascii="Calibri" w:hAnsi="Calibri" w:eastAsia="宋体"/>
                 <w:b w:val="0"/>
                 <w:i w:val="0"/>
                 <w:color w:val="1A1A2E"/>
-                <w:sz w:val="19"/>
+                <w:sz w:val="18"/>
               </w:rPr>
               <w:t>2.3+</w:t>
             </w:r>
@@ -525,20 +483,19 @@
         </w:tc>
         <w:tc>
           <w:tcPr>
-            <w:tcW w:type="dxa" w:w="2379"/>
+            <w:tcW w:type="dxa" w:w="2160"/>
           </w:tcPr>
           <w:p>
             <w:pPr>
-              <w:spacing w:after="40" w:before="40"/>
+              <w:spacing w:before="40" w:after="40"/>
             </w:pPr>
-            <w:r/>
             <w:r>
               <w:rPr>
                 <w:rFonts w:ascii="Calibri" w:hAnsi="Calibri" w:eastAsia="宋体"/>
                 <w:b w:val="0"/>
                 <w:i w:val="0"/>
                 <w:color w:val="1A1A2E"/>
-                <w:sz w:val="19"/>
+                <w:sz w:val="18"/>
               </w:rPr>
               <w:t>向量数据库</w:t>
             </w:r>
@@ -546,20 +503,19 @@
         </w:tc>
         <w:tc>
           <w:tcPr>
-            <w:tcW w:type="dxa" w:w="2379"/>
+            <w:tcW w:type="dxa" w:w="2160"/>
           </w:tcPr>
           <w:p>
             <w:pPr>
-              <w:spacing w:after="40" w:before="40"/>
+              <w:spacing w:before="40" w:after="40"/>
             </w:pPr>
-            <w:r/>
             <w:r>
               <w:rPr>
                 <w:rFonts w:ascii="Calibri" w:hAnsi="Calibri" w:eastAsia="宋体"/>
                 <w:b w:val="0"/>
                 <w:i w:val="0"/>
                 <w:color w:val="1A1A2E"/>
-                <w:sz w:val="19"/>
+                <w:sz w:val="18"/>
               </w:rPr>
               <w:t>❌ 不可用时自动回退 InMemoryVectorStore</w:t>
             </w:r>
@@ -569,21 +525,19 @@
       <w:tr>
         <w:tc>
           <w:tcPr>
-            <w:tcW w:type="dxa" w:w="2379"/>
-            <w:shd w:val="clear" w:color="auto" w:fill="F4F2FA"/>
+            <w:tcW w:type="dxa" w:w="2160"/>
           </w:tcPr>
           <w:p>
             <w:pPr>
-              <w:spacing w:after="40" w:before="40"/>
+              <w:spacing w:before="40" w:after="40"/>
             </w:pPr>
-            <w:r/>
             <w:r>
               <w:rPr>
                 <w:rFonts w:ascii="Calibri" w:hAnsi="Calibri" w:eastAsia="宋体"/>
                 <w:b w:val="0"/>
                 <w:i w:val="0"/>
                 <w:color w:val="1A1A2E"/>
-                <w:sz w:val="19"/>
+                <w:sz w:val="18"/>
               </w:rPr>
               <w:t>PostgreSQL</w:t>
             </w:r>
@@ -591,21 +545,19 @@
         </w:tc>
         <w:tc>
           <w:tcPr>
-            <w:tcW w:type="dxa" w:w="2379"/>
-            <w:shd w:val="clear" w:color="auto" w:fill="F4F2FA"/>
+            <w:tcW w:type="dxa" w:w="2160"/>
           </w:tcPr>
           <w:p>
             <w:pPr>
-              <w:spacing w:after="40" w:before="40"/>
+              <w:spacing w:before="40" w:after="40"/>
             </w:pPr>
-            <w:r/>
             <w:r>
               <w:rPr>
                 <w:rFonts w:ascii="Calibri" w:hAnsi="Calibri" w:eastAsia="宋体"/>
                 <w:b w:val="0"/>
                 <w:i w:val="0"/>
                 <w:color w:val="1A1A2E"/>
-                <w:sz w:val="19"/>
+                <w:sz w:val="18"/>
               </w:rPr>
               <w:t>16+</w:t>
             </w:r>
@@ -613,21 +565,19 @@
         </w:tc>
         <w:tc>
           <w:tcPr>
-            <w:tcW w:type="dxa" w:w="2379"/>
-            <w:shd w:val="clear" w:color="auto" w:fill="F4F2FA"/>
+            <w:tcW w:type="dxa" w:w="2160"/>
           </w:tcPr>
           <w:p>
             <w:pPr>
-              <w:spacing w:after="40" w:before="40"/>
+              <w:spacing w:before="40" w:after="40"/>
             </w:pPr>
-            <w:r/>
             <w:r>
               <w:rPr>
                 <w:rFonts w:ascii="Calibri" w:hAnsi="Calibri" w:eastAsia="宋体"/>
                 <w:b w:val="0"/>
                 <w:i w:val="0"/>
                 <w:color w:val="1A1A2E"/>
-                <w:sz w:val="19"/>
+                <w:sz w:val="18"/>
               </w:rPr>
               <w:t>关系数据库</w:t>
             </w:r>
@@ -635,21 +585,19 @@
         </w:tc>
         <w:tc>
           <w:tcPr>
-            <w:tcW w:type="dxa" w:w="2379"/>
-            <w:shd w:val="clear" w:color="auto" w:fill="F4F2FA"/>
+            <w:tcW w:type="dxa" w:w="2160"/>
           </w:tcPr>
           <w:p>
             <w:pPr>
-              <w:spacing w:after="40" w:before="40"/>
+              <w:spacing w:before="40" w:after="40"/>
             </w:pPr>
-            <w:r/>
             <w:r>
               <w:rPr>
                 <w:rFonts w:ascii="Calibri" w:hAnsi="Calibri" w:eastAsia="宋体"/>
                 <w:b w:val="0"/>
                 <w:i w:val="0"/>
                 <w:color w:val="1A1A2E"/>
-                <w:sz w:val="19"/>
+                <w:sz w:val="18"/>
               </w:rPr>
               <w:t>❌ 不可用时静默降级</w:t>
             </w:r>
@@ -659,20 +607,19 @@
       <w:tr>
         <w:tc>
           <w:tcPr>
-            <w:tcW w:type="dxa" w:w="2379"/>
+            <w:tcW w:type="dxa" w:w="2160"/>
           </w:tcPr>
           <w:p>
             <w:pPr>
-              <w:spacing w:after="40" w:before="40"/>
+              <w:spacing w:before="40" w:after="40"/>
             </w:pPr>
-            <w:r/>
             <w:r>
               <w:rPr>
                 <w:rFonts w:ascii="Calibri" w:hAnsi="Calibri" w:eastAsia="宋体"/>
                 <w:b w:val="0"/>
                 <w:i w:val="0"/>
                 <w:color w:val="1A1A2E"/>
-                <w:sz w:val="19"/>
+                <w:sz w:val="18"/>
               </w:rPr>
               <w:t>Redis</w:t>
             </w:r>
@@ -680,20 +627,19 @@
         </w:tc>
         <w:tc>
           <w:tcPr>
-            <w:tcW w:type="dxa" w:w="2379"/>
+            <w:tcW w:type="dxa" w:w="2160"/>
           </w:tcPr>
           <w:p>
             <w:pPr>
-              <w:spacing w:after="40" w:before="40"/>
+              <w:spacing w:before="40" w:after="40"/>
             </w:pPr>
-            <w:r/>
             <w:r>
               <w:rPr>
                 <w:rFonts w:ascii="Calibri" w:hAnsi="Calibri" w:eastAsia="宋体"/>
                 <w:b w:val="0"/>
                 <w:i w:val="0"/>
                 <w:color w:val="1A1A2E"/>
-                <w:sz w:val="19"/>
+                <w:sz w:val="18"/>
               </w:rPr>
               <w:t>7+</w:t>
             </w:r>
@@ -701,20 +647,19 @@
         </w:tc>
         <w:tc>
           <w:tcPr>
-            <w:tcW w:type="dxa" w:w="2379"/>
+            <w:tcW w:type="dxa" w:w="2160"/>
           </w:tcPr>
           <w:p>
             <w:pPr>
-              <w:spacing w:after="40" w:before="40"/>
+              <w:spacing w:before="40" w:after="40"/>
             </w:pPr>
-            <w:r/>
             <w:r>
               <w:rPr>
                 <w:rFonts w:ascii="Calibri" w:hAnsi="Calibri" w:eastAsia="宋体"/>
                 <w:b w:val="0"/>
                 <w:i w:val="0"/>
                 <w:color w:val="1A1A2E"/>
-                <w:sz w:val="19"/>
+                <w:sz w:val="18"/>
               </w:rPr>
               <w:t>缓存</w:t>
             </w:r>
@@ -722,20 +667,19 @@
         </w:tc>
         <w:tc>
           <w:tcPr>
-            <w:tcW w:type="dxa" w:w="2379"/>
+            <w:tcW w:type="dxa" w:w="2160"/>
           </w:tcPr>
           <w:p>
             <w:pPr>
-              <w:spacing w:after="40" w:before="40"/>
+              <w:spacing w:before="40" w:after="40"/>
             </w:pPr>
-            <w:r/>
             <w:r>
               <w:rPr>
                 <w:rFonts w:ascii="Calibri" w:hAnsi="Calibri" w:eastAsia="宋体"/>
                 <w:b w:val="0"/>
                 <w:i w:val="0"/>
                 <w:color w:val="1A1A2E"/>
-                <w:sz w:val="19"/>
+                <w:sz w:val="18"/>
               </w:rPr>
               <w:t>❌ 不可用时静默降级</w:t>
             </w:r>
@@ -743,11 +687,7 @@
         </w:tc>
       </w:tr>
     </w:tbl>
-    <w:p>
-      <w:pPr>
-        <w:spacing w:after="40"/>
-      </w:pPr>
-    </w:p>
+    <w:p/>
     <w:p>
       <w:pPr>
         <w:spacing w:before="60" w:after="60" w:line="312" w:lineRule="auto"/>
@@ -800,15 +740,21 @@
     </w:p>
     <w:p>
       <w:pPr>
-        <w:pStyle w:val="Heading3"/>
+        <w:pStyle w:val="Heading2"/>
       </w:pPr>
       <w:r>
+        <w:rPr>
+          <w:rFonts w:ascii="Calibri" w:hAnsi="Calibri" w:eastAsia="宋体"/>
+          <w:b/>
+          <w:color w:val="6C2BD9"/>
+          <w:sz w:val="24"/>
+        </w:rPr>
         <w:t>LLM 配置（必需）</w:t>
       </w:r>
     </w:p>
     <w:p>
       <w:pPr>
-        <w:spacing w:after="100" w:line="336" w:lineRule="auto"/>
+        <w:spacing w:before="80" w:after="80" w:line="276" w:lineRule="auto"/>
       </w:pPr>
       <w:r>
         <w:rPr>
@@ -823,15 +769,15 @@
     </w:p>
     <w:p>
       <w:pPr>
-        <w:spacing w:after="40" w:line="312" w:lineRule="auto"/>
+        <w:spacing w:before="40" w:after="40" w:line="276" w:lineRule="auto"/>
         <w:ind w:left="454"/>
       </w:pPr>
       <w:r>
         <w:rPr>
           <w:rFonts w:ascii="Calibri" w:hAnsi="Calibri" w:eastAsia="宋体"/>
-          <w:b/>
+          <w:b w:val="0"/>
           <w:i w:val="0"/>
-          <w:color w:val="6C2BD9"/>
+          <w:color w:val="1A1A2E"/>
           <w:sz w:val="21"/>
         </w:rPr>
         <w:t xml:space="preserve">• </w:t>
@@ -861,7 +807,7 @@
           <w:rFonts w:ascii="Consolas" w:hAnsi="Consolas" w:eastAsia="Consolas"/>
           <w:b w:val="0"/>
           <w:i w:val="0"/>
-          <w:color w:val="C53AE8"/>
+          <w:color w:val="1A1A2E"/>
           <w:sz w:val="20"/>
         </w:rPr>
         <w:t>XF_APP_ID</w:t>
@@ -881,7 +827,7 @@
           <w:rFonts w:ascii="Consolas" w:hAnsi="Consolas" w:eastAsia="Consolas"/>
           <w:b w:val="0"/>
           <w:i w:val="0"/>
-          <w:color w:val="C53AE8"/>
+          <w:color w:val="1A1A2E"/>
           <w:sz w:val="20"/>
         </w:rPr>
         <w:t>XF_API_KEY</w:t>
@@ -901,7 +847,7 @@
           <w:rFonts w:ascii="Consolas" w:hAnsi="Consolas" w:eastAsia="Consolas"/>
           <w:b w:val="0"/>
           <w:i w:val="0"/>
-          <w:color w:val="C53AE8"/>
+          <w:color w:val="1A1A2E"/>
           <w:sz w:val="20"/>
         </w:rPr>
         <w:t>xfyun</w:t>
@@ -919,15 +865,15 @@
     </w:p>
     <w:p>
       <w:pPr>
-        <w:spacing w:after="40" w:line="312" w:lineRule="auto"/>
+        <w:spacing w:before="40" w:after="40" w:line="276" w:lineRule="auto"/>
         <w:ind w:left="454"/>
       </w:pPr>
       <w:r>
         <w:rPr>
           <w:rFonts w:ascii="Calibri" w:hAnsi="Calibri" w:eastAsia="宋体"/>
-          <w:b/>
+          <w:b w:val="0"/>
           <w:i w:val="0"/>
-          <w:color w:val="6C2BD9"/>
+          <w:color w:val="1A1A2E"/>
           <w:sz w:val="21"/>
         </w:rPr>
         <w:t xml:space="preserve">• </w:t>
@@ -957,7 +903,7 @@
           <w:rFonts w:ascii="Consolas" w:hAnsi="Consolas" w:eastAsia="Consolas"/>
           <w:b w:val="0"/>
           <w:i w:val="0"/>
-          <w:color w:val="C53AE8"/>
+          <w:color w:val="1A1A2E"/>
           <w:sz w:val="20"/>
         </w:rPr>
         <w:t>DEEPSEEK_API_KEY</w:t>
@@ -977,7 +923,7 @@
           <w:rFonts w:ascii="Consolas" w:hAnsi="Consolas" w:eastAsia="Consolas"/>
           <w:b w:val="0"/>
           <w:i w:val="0"/>
-          <w:color w:val="C53AE8"/>
+          <w:color w:val="1A1A2E"/>
           <w:sz w:val="20"/>
         </w:rPr>
         <w:t>deepseek.api_key</w:t>
@@ -995,15 +941,15 @@
     </w:p>
     <w:p>
       <w:pPr>
-        <w:spacing w:after="40" w:line="312" w:lineRule="auto"/>
+        <w:spacing w:before="40" w:after="40" w:line="276" w:lineRule="auto"/>
         <w:ind w:left="454"/>
       </w:pPr>
       <w:r>
         <w:rPr>
           <w:rFonts w:ascii="Calibri" w:hAnsi="Calibri" w:eastAsia="宋体"/>
-          <w:b/>
+          <w:b w:val="0"/>
           <w:i w:val="0"/>
-          <w:color w:val="6C2BD9"/>
+          <w:color w:val="1A1A2E"/>
           <w:sz w:val="21"/>
         </w:rPr>
         <w:t xml:space="preserve">• </w:t>
@@ -1033,7 +979,7 @@
           <w:rFonts w:ascii="Consolas" w:hAnsi="Consolas" w:eastAsia="Consolas"/>
           <w:b w:val="0"/>
           <w:i w:val="0"/>
-          <w:color w:val="C53AE8"/>
+          <w:color w:val="1A1A2E"/>
           <w:sz w:val="20"/>
         </w:rPr>
         <w:t>QWEN_API_KEY</w:t>
@@ -1053,7 +999,7 @@
           <w:rFonts w:ascii="Consolas" w:hAnsi="Consolas" w:eastAsia="Consolas"/>
           <w:b w:val="0"/>
           <w:i w:val="0"/>
-          <w:color w:val="C53AE8"/>
+          <w:color w:val="1A1A2E"/>
           <w:sz w:val="20"/>
         </w:rPr>
         <w:t>qwen.api_key</w:t>
@@ -1077,7 +1023,6 @@
         <w:rPr>
           <w:rFonts w:ascii="Calibri" w:hAnsi="Calibri" w:eastAsia="宋体"/>
           <w:b w:val="0"/>
-          <w:i w:val="0"/>
           <w:color w:val="999999"/>
           <w:sz w:val="18"/>
         </w:rPr>
@@ -1086,9 +1031,15 @@
     </w:p>
     <w:p>
       <w:pPr>
-        <w:pStyle w:val="Heading2"/>
+        <w:pStyle w:val="Heading1"/>
       </w:pPr>
       <w:r>
+        <w:rPr>
+          <w:rFonts w:ascii="Calibri" w:hAnsi="Calibri" w:eastAsia="宋体"/>
+          <w:b/>
+          <w:color w:val="6C2BD9"/>
+          <w:sz w:val="28"/>
+        </w:rPr>
         <w:t>二、项目结构</w:t>
       </w:r>
     </w:p>
@@ -1103,7 +1054,7 @@
           <w:rFonts w:ascii="Consolas" w:hAnsi="Consolas" w:eastAsia="Consolas"/>
           <w:b w:val="0"/>
           <w:i w:val="0"/>
-          <w:color w:val="2D2D3A"/>
+          <w:color w:val="1A1A2E"/>
           <w:sz w:val="18"/>
         </w:rPr>
         <w:t>study-help-pro/</w:t>
@@ -1114,7 +1065,7 @@
           <w:rFonts w:ascii="Consolas" w:hAnsi="Consolas" w:eastAsia="Consolas"/>
           <w:b w:val="0"/>
           <w:i w:val="0"/>
-          <w:color w:val="2D2D3A"/>
+          <w:color w:val="1A1A2E"/>
           <w:sz w:val="18"/>
         </w:rPr>
         <w:t>├── start.bat              # Windows 一键启动脚本</w:t>
@@ -1125,7 +1076,7 @@
           <w:rFonts w:ascii="Consolas" w:hAnsi="Consolas" w:eastAsia="Consolas"/>
           <w:b w:val="0"/>
           <w:i w:val="0"/>
-          <w:color w:val="2D2D3A"/>
+          <w:color w:val="1A1A2E"/>
           <w:sz w:val="18"/>
         </w:rPr>
         <w:t>├── start.sh               # Linux/macOS 一键启动脚本</w:t>
@@ -1136,7 +1087,7 @@
           <w:rFonts w:ascii="Consolas" w:hAnsi="Consolas" w:eastAsia="Consolas"/>
           <w:b w:val="0"/>
           <w:i w:val="0"/>
-          <w:color w:val="2D2D3A"/>
+          <w:color w:val="1A1A2E"/>
           <w:sz w:val="18"/>
         </w:rPr>
         <w:t>├── dist/                  # 前端构建产物（已包含 index.html + assets）</w:t>
@@ -1147,7 +1098,7 @@
           <w:rFonts w:ascii="Consolas" w:hAnsi="Consolas" w:eastAsia="Consolas"/>
           <w:b w:val="0"/>
           <w:i w:val="0"/>
-          <w:color w:val="2D2D3A"/>
+          <w:color w:val="1A1A2E"/>
           <w:sz w:val="18"/>
         </w:rPr>
         <w:t>│   ├── index.html</w:t>
@@ -1158,7 +1109,7 @@
           <w:rFonts w:ascii="Consolas" w:hAnsi="Consolas" w:eastAsia="Consolas"/>
           <w:b w:val="0"/>
           <w:i w:val="0"/>
-          <w:color w:val="2D2D3A"/>
+          <w:color w:val="1A1A2E"/>
           <w:sz w:val="18"/>
         </w:rPr>
         <w:t>│   ├── favicon.ico</w:t>
@@ -1169,7 +1120,7 @@
           <w:rFonts w:ascii="Consolas" w:hAnsi="Consolas" w:eastAsia="Consolas"/>
           <w:b w:val="0"/>
           <w:i w:val="0"/>
-          <w:color w:val="2D2D3A"/>
+          <w:color w:val="1A1A2E"/>
           <w:sz w:val="18"/>
         </w:rPr>
         <w:t>│   └── assets/            # JS/CSS/字体/图片等</w:t>
@@ -1180,7 +1131,7 @@
           <w:rFonts w:ascii="Consolas" w:hAnsi="Consolas" w:eastAsia="Consolas"/>
           <w:b w:val="0"/>
           <w:i w:val="0"/>
-          <w:color w:val="2D2D3A"/>
+          <w:color w:val="1A1A2E"/>
           <w:sz w:val="18"/>
         </w:rPr>
         <w:t>├── py-server/             # 后端 FastAPI</w:t>
@@ -1191,7 +1142,7 @@
           <w:rFonts w:ascii="Consolas" w:hAnsi="Consolas" w:eastAsia="Consolas"/>
           <w:b w:val="0"/>
           <w:i w:val="0"/>
-          <w:color w:val="2D2D3A"/>
+          <w:color w:val="1A1A2E"/>
           <w:sz w:val="18"/>
         </w:rPr>
         <w:t>│   ├── main.py            # 入口（host=127.0.0.1:8002）</w:t>
@@ -1202,7 +1153,7 @@
           <w:rFonts w:ascii="Consolas" w:hAnsi="Consolas" w:eastAsia="Consolas"/>
           <w:b w:val="0"/>
           <w:i w:val="0"/>
-          <w:color w:val="2D2D3A"/>
+          <w:color w:val="1A1A2E"/>
           <w:sz w:val="18"/>
         </w:rPr>
         <w:t>│   ├── config.json        # 运行配置（LLM Key 等）</w:t>
@@ -1213,7 +1164,7 @@
           <w:rFonts w:ascii="Consolas" w:hAnsi="Consolas" w:eastAsia="Consolas"/>
           <w:b w:val="0"/>
           <w:i w:val="0"/>
-          <w:color w:val="2D2D3A"/>
+          <w:color w:val="1A1A2E"/>
           <w:sz w:val="18"/>
         </w:rPr>
         <w:t>│   ├── config.py           # 配置管理（支持环境变量覆盖）</w:t>
@@ -1224,7 +1175,7 @@
           <w:rFonts w:ascii="Consolas" w:hAnsi="Consolas" w:eastAsia="Consolas"/>
           <w:b w:val="0"/>
           <w:i w:val="0"/>
-          <w:color w:val="2D2D3A"/>
+          <w:color w:val="1A1A2E"/>
           <w:sz w:val="18"/>
         </w:rPr>
         <w:t>│   ├── .venv/             # Python 虚拟环境（含所有依赖）</w:t>
@@ -1235,7 +1186,7 @@
           <w:rFonts w:ascii="Consolas" w:hAnsi="Consolas" w:eastAsia="Consolas"/>
           <w:b w:val="0"/>
           <w:i w:val="0"/>
-          <w:color w:val="2D2D3A"/>
+          <w:color w:val="1A1A2E"/>
           <w:sz w:val="18"/>
         </w:rPr>
         <w:t>│   ├── db/                # 数据层（Milvus/PG/Redis 客户端）</w:t>
@@ -1246,7 +1197,7 @@
           <w:rFonts w:ascii="Consolas" w:hAnsi="Consolas" w:eastAsia="Consolas"/>
           <w:b w:val="0"/>
           <w:i w:val="0"/>
-          <w:color w:val="2D2D3A"/>
+          <w:color w:val="1A1A2E"/>
           <w:sz w:val="18"/>
         </w:rPr>
         <w:t>│   ├── api/               # API 路由模块</w:t>
@@ -1257,7 +1208,7 @@
           <w:rFonts w:ascii="Consolas" w:hAnsi="Consolas" w:eastAsia="Consolas"/>
           <w:b w:val="0"/>
           <w:i w:val="0"/>
-          <w:color w:val="2D2D3A"/>
+          <w:color w:val="1A1A2E"/>
           <w:sz w:val="18"/>
         </w:rPr>
         <w:t>│   ├── engines/           # FrugalRAG + GOMARL 引擎</w:t>
@@ -1268,7 +1219,7 @@
           <w:rFonts w:ascii="Consolas" w:hAnsi="Consolas" w:eastAsia="Consolas"/>
           <w:b w:val="0"/>
           <w:i w:val="0"/>
-          <w:color w:val="2D2D3A"/>
+          <w:color w:val="1A1A2E"/>
           <w:sz w:val="18"/>
         </w:rPr>
         <w:t>│   ├── agents/            # 多智能体定义</w:t>
@@ -1279,7 +1230,7 @@
           <w:rFonts w:ascii="Consolas" w:hAnsi="Consolas" w:eastAsia="Consolas"/>
           <w:b w:val="0"/>
           <w:i w:val="0"/>
-          <w:color w:val="2D2D3A"/>
+          <w:color w:val="1A1A2E"/>
           <w:sz w:val="18"/>
         </w:rPr>
         <w:t>│   ├── vectordb_data/     # InMemory 向量库持久化数据</w:t>
@@ -1290,7 +1241,7 @@
           <w:rFonts w:ascii="Consolas" w:hAnsi="Consolas" w:eastAsia="Consolas"/>
           <w:b w:val="0"/>
           <w:i w:val="0"/>
-          <w:color w:val="2D2D3A"/>
+          <w:color w:val="1A1A2E"/>
           <w:sz w:val="18"/>
         </w:rPr>
         <w:t>│   └── pyproject.toml     # Python 依赖声明</w:t>
@@ -1301,7 +1252,7 @@
           <w:rFonts w:ascii="Consolas" w:hAnsi="Consolas" w:eastAsia="Consolas"/>
           <w:b w:val="0"/>
           <w:i w:val="0"/>
-          <w:color w:val="2D2D3A"/>
+          <w:color w:val="1A1A2E"/>
           <w:sz w:val="18"/>
         </w:rPr>
         <w:t>├── submission/02_配套文档/             # 项目文档</w:t>
@@ -1312,7 +1263,7 @@
           <w:rFonts w:ascii="Consolas" w:hAnsi="Consolas" w:eastAsia="Consolas"/>
           <w:b w:val="0"/>
           <w:i w:val="0"/>
-          <w:color w:val="2D2D3A"/>
+          <w:color w:val="1A1A2E"/>
           <w:sz w:val="18"/>
         </w:rPr>
         <w:t>│   ├── 开发说明书.md</w:t>
@@ -1323,7 +1274,7 @@
           <w:rFonts w:ascii="Consolas" w:hAnsi="Consolas" w:eastAsia="Consolas"/>
           <w:b w:val="0"/>
           <w:i w:val="0"/>
-          <w:color w:val="2D2D3A"/>
+          <w:color w:val="1A1A2E"/>
           <w:sz w:val="18"/>
         </w:rPr>
         <w:t>│   ├── 测试说明书.md</w:t>
@@ -1334,7 +1285,7 @@
           <w:rFonts w:ascii="Consolas" w:hAnsi="Consolas" w:eastAsia="Consolas"/>
           <w:b w:val="0"/>
           <w:i w:val="0"/>
-          <w:color w:val="2D2D3A"/>
+          <w:color w:val="1A1A2E"/>
           <w:sz w:val="18"/>
         </w:rPr>
         <w:t>│   ├── 技术方案说明书-特等奖版.md</w:t>
@@ -1345,7 +1296,7 @@
           <w:rFonts w:ascii="Consolas" w:hAnsi="Consolas" w:eastAsia="Consolas"/>
           <w:b w:val="0"/>
           <w:i w:val="0"/>
-          <w:color w:val="2D2D3A"/>
+          <w:color w:val="1A1A2E"/>
           <w:sz w:val="18"/>
         </w:rPr>
         <w:t>│   ├── 系统架构设计文档.md</w:t>
@@ -1356,7 +1307,7 @@
           <w:rFonts w:ascii="Consolas" w:hAnsi="Consolas" w:eastAsia="Consolas"/>
           <w:b w:val="0"/>
           <w:i w:val="0"/>
-          <w:color w:val="2D2D3A"/>
+          <w:color w:val="1A1A2E"/>
           <w:sz w:val="18"/>
         </w:rPr>
         <w:t>│   └── 演示脚本.md</w:t>
@@ -1367,7 +1318,7 @@
           <w:rFonts w:ascii="Consolas" w:hAnsi="Consolas" w:eastAsia="Consolas"/>
           <w:b w:val="0"/>
           <w:i w:val="0"/>
-          <w:color w:val="2D2D3A"/>
+          <w:color w:val="1A1A2E"/>
           <w:sz w:val="18"/>
         </w:rPr>
         <w:t>│   └ ...</w:t>
@@ -1378,10 +1329,11 @@
           <w:rFonts w:ascii="Consolas" w:hAnsi="Consolas" w:eastAsia="Consolas"/>
           <w:b w:val="0"/>
           <w:i w:val="0"/>
-          <w:color w:val="2D2D3A"/>
+          <w:color w:val="1A1A2E"/>
           <w:sz w:val="18"/>
         </w:rPr>
         <w:t>└── package.json           # 前端依赖</w:t>
+        <w:br/>
       </w:r>
     </w:p>
     <w:p>
@@ -1392,7 +1344,6 @@
         <w:rPr>
           <w:rFonts w:ascii="Calibri" w:hAnsi="Calibri" w:eastAsia="宋体"/>
           <w:b w:val="0"/>
-          <w:i w:val="0"/>
           <w:color w:val="999999"/>
           <w:sz w:val="18"/>
         </w:rPr>
@@ -1401,10 +1352,30 @@
     </w:p>
     <w:p>
       <w:pPr>
+        <w:pStyle w:val="Heading1"/>
+      </w:pPr>
+      <w:r>
+        <w:rPr>
+          <w:rFonts w:ascii="Calibri" w:hAnsi="Calibri" w:eastAsia="宋体"/>
+          <w:b/>
+          <w:color w:val="6C2BD9"/>
+          <w:sz w:val="28"/>
+        </w:rPr>
+        <w:t>三、启动步骤</w:t>
+      </w:r>
+    </w:p>
+    <w:p>
+      <w:pPr>
         <w:pStyle w:val="Heading2"/>
       </w:pPr>
       <w:r>
-        <w:t>三、启动步骤</w:t>
+        <w:rPr>
+          <w:rFonts w:ascii="Calibri" w:hAnsi="Calibri" w:eastAsia="宋体"/>
+          <w:b/>
+          <w:color w:val="6C2BD9"/>
+          <w:sz w:val="24"/>
+        </w:rPr>
+        <w:t>方式 A：一键启动（推荐）</w:t>
       </w:r>
     </w:p>
     <w:p>
@@ -1412,14 +1383,12 @@
         <w:pStyle w:val="Heading3"/>
       </w:pPr>
       <w:r>
-        <w:t>方式 A：一键启动（推荐）</w:t>
-      </w:r>
-    </w:p>
-    <w:p>
-      <w:pPr>
-        <w:pStyle w:val="Heading4"/>
-      </w:pPr>
-      <w:r>
+        <w:rPr>
+          <w:rFonts w:ascii="Calibri" w:hAnsi="Calibri" w:eastAsia="宋体"/>
+          <w:b/>
+          <w:color w:val="1A1A2E"/>
+          <w:sz w:val="20"/>
+        </w:rPr>
         <w:t>Windows</w:t>
       </w:r>
     </w:p>
@@ -1445,7 +1414,7 @@
           <w:rFonts w:ascii="Consolas" w:hAnsi="Consolas" w:eastAsia="Consolas"/>
           <w:b w:val="0"/>
           <w:i w:val="0"/>
-          <w:color w:val="2D2D3A"/>
+          <w:color w:val="1A1A2E"/>
           <w:sz w:val="18"/>
         </w:rPr>
         <w:t># 1. 复制配置文件并填入 LLM API Key</w:t>
@@ -1456,7 +1425,7 @@
           <w:rFonts w:ascii="Consolas" w:hAnsi="Consolas" w:eastAsia="Consolas"/>
           <w:b w:val="0"/>
           <w:i w:val="0"/>
-          <w:color w:val="2D2D3A"/>
+          <w:color w:val="1A1A2E"/>
           <w:sz w:val="18"/>
         </w:rPr>
         <w:t>copy py-server\config.json py-server\config.json.bak</w:t>
@@ -1467,7 +1436,7 @@
           <w:rFonts w:ascii="Consolas" w:hAnsi="Consolas" w:eastAsia="Consolas"/>
           <w:b w:val="0"/>
           <w:i w:val="0"/>
-          <w:color w:val="2D2D3A"/>
+          <w:color w:val="1A1A2E"/>
           <w:sz w:val="18"/>
         </w:rPr>
         <w:t># 编辑 py-server\config.json，填入 deepseek.api_key 或 xfyun 字段</w:t>
@@ -1478,10 +1447,9 @@
           <w:rFonts w:ascii="Consolas" w:hAnsi="Consolas" w:eastAsia="Consolas"/>
           <w:b w:val="0"/>
           <w:i w:val="0"/>
-          <w:color w:val="2D2D3A"/>
+          <w:color w:val="1A1A2E"/>
           <w:sz w:val="18"/>
         </w:rPr>
-        <w:t xml:space="preserve"> </w:t>
         <w:br/>
       </w:r>
       <w:r>
@@ -1489,7 +1457,7 @@
           <w:rFonts w:ascii="Consolas" w:hAnsi="Consolas" w:eastAsia="Consolas"/>
           <w:b w:val="0"/>
           <w:i w:val="0"/>
-          <w:color w:val="2D2D3A"/>
+          <w:color w:val="1A1A2E"/>
           <w:sz w:val="18"/>
         </w:rPr>
         <w:t># 2. 一键启动</w:t>
@@ -1500,17 +1468,24 @@
           <w:rFonts w:ascii="Consolas" w:hAnsi="Consolas" w:eastAsia="Consolas"/>
           <w:b w:val="0"/>
           <w:i w:val="0"/>
-          <w:color w:val="2D2D3A"/>
+          <w:color w:val="1A1A2E"/>
           <w:sz w:val="18"/>
         </w:rPr>
         <w:t>start.bat</w:t>
+        <w:br/>
       </w:r>
     </w:p>
     <w:p>
       <w:pPr>
-        <w:pStyle w:val="Heading4"/>
+        <w:pStyle w:val="Heading3"/>
       </w:pPr>
       <w:r>
+        <w:rPr>
+          <w:rFonts w:ascii="Calibri" w:hAnsi="Calibri" w:eastAsia="宋体"/>
+          <w:b/>
+          <w:color w:val="1A1A2E"/>
+          <w:sz w:val="20"/>
+        </w:rPr>
         <w:t>Linux/macOS</w:t>
       </w:r>
     </w:p>
@@ -1536,7 +1511,7 @@
           <w:rFonts w:ascii="Consolas" w:hAnsi="Consolas" w:eastAsia="Consolas"/>
           <w:b w:val="0"/>
           <w:i w:val="0"/>
-          <w:color w:val="2D2D3A"/>
+          <w:color w:val="1A1A2E"/>
           <w:sz w:val="18"/>
         </w:rPr>
         <w:t># 1. 复制配置文件并填入 LLM API Key</w:t>
@@ -1547,7 +1522,7 @@
           <w:rFonts w:ascii="Consolas" w:hAnsi="Consolas" w:eastAsia="Consolas"/>
           <w:b w:val="0"/>
           <w:i w:val="0"/>
-          <w:color w:val="2D2D3A"/>
+          <w:color w:val="1A1A2E"/>
           <w:sz w:val="18"/>
         </w:rPr>
         <w:t>cp py-server/config.json py-server/config.json.bak</w:t>
@@ -1558,7 +1533,7 @@
           <w:rFonts w:ascii="Consolas" w:hAnsi="Consolas" w:eastAsia="Consolas"/>
           <w:b w:val="0"/>
           <w:i w:val="0"/>
-          <w:color w:val="2D2D3A"/>
+          <w:color w:val="1A1A2E"/>
           <w:sz w:val="18"/>
         </w:rPr>
         <w:t># 编辑 py-server/config.json</w:t>
@@ -1569,10 +1544,9 @@
           <w:rFonts w:ascii="Consolas" w:hAnsi="Consolas" w:eastAsia="Consolas"/>
           <w:b w:val="0"/>
           <w:i w:val="0"/>
-          <w:color w:val="2D2D3A"/>
+          <w:color w:val="1A1A2E"/>
           <w:sz w:val="18"/>
         </w:rPr>
-        <w:t xml:space="preserve"> </w:t>
         <w:br/>
       </w:r>
       <w:r>
@@ -1580,7 +1554,7 @@
           <w:rFonts w:ascii="Consolas" w:hAnsi="Consolas" w:eastAsia="Consolas"/>
           <w:b w:val="0"/>
           <w:i w:val="0"/>
-          <w:color w:val="2D2D3A"/>
+          <w:color w:val="1A1A2E"/>
           <w:sz w:val="18"/>
         </w:rPr>
         <w:t># 2. 一键启动</w:t>
@@ -1591,7 +1565,7 @@
           <w:rFonts w:ascii="Consolas" w:hAnsi="Consolas" w:eastAsia="Consolas"/>
           <w:b w:val="0"/>
           <w:i w:val="0"/>
-          <w:color w:val="2D2D3A"/>
+          <w:color w:val="1A1A2E"/>
           <w:sz w:val="18"/>
         </w:rPr>
         <w:t>chmod +x start.sh</w:t>
@@ -1602,10 +1576,25 @@
           <w:rFonts w:ascii="Consolas" w:hAnsi="Consolas" w:eastAsia="Consolas"/>
           <w:b w:val="0"/>
           <w:i w:val="0"/>
-          <w:color w:val="2D2D3A"/>
+          <w:color w:val="1A1A2E"/>
           <w:sz w:val="18"/>
         </w:rPr>
         <w:t>./start.sh</w:t>
+        <w:br/>
+      </w:r>
+    </w:p>
+    <w:p>
+      <w:pPr>
+        <w:pStyle w:val="Heading2"/>
+      </w:pPr>
+      <w:r>
+        <w:rPr>
+          <w:rFonts w:ascii="Calibri" w:hAnsi="Calibri" w:eastAsia="宋体"/>
+          <w:b/>
+          <w:color w:val="6C2BD9"/>
+          <w:sz w:val="24"/>
+        </w:rPr>
+        <w:t>方式 B：手动分步启动</w:t>
       </w:r>
     </w:p>
     <w:p>
@@ -1613,14 +1602,12 @@
         <w:pStyle w:val="Heading3"/>
       </w:pPr>
       <w:r>
-        <w:t>方式 B：手动分步启动</w:t>
-      </w:r>
-    </w:p>
-    <w:p>
-      <w:pPr>
-        <w:pStyle w:val="Heading4"/>
-      </w:pPr>
-      <w:r>
+        <w:rPr>
+          <w:rFonts w:ascii="Calibri" w:hAnsi="Calibri" w:eastAsia="宋体"/>
+          <w:b/>
+          <w:color w:val="1A1A2E"/>
+          <w:sz w:val="20"/>
+        </w:rPr>
         <w:t>1. 启动后端</w:t>
       </w:r>
     </w:p>
@@ -1646,7 +1633,7 @@
           <w:rFonts w:ascii="Consolas" w:hAnsi="Consolas" w:eastAsia="Consolas"/>
           <w:b w:val="0"/>
           <w:i w:val="0"/>
-          <w:color w:val="2D2D3A"/>
+          <w:color w:val="1A1A2E"/>
           <w:sz w:val="18"/>
         </w:rPr>
         <w:t>cd py-server</w:t>
@@ -1657,7 +1644,7 @@
           <w:rFonts w:ascii="Consolas" w:hAnsi="Consolas" w:eastAsia="Consolas"/>
           <w:b w:val="0"/>
           <w:i w:val="0"/>
-          <w:color w:val="2D2D3A"/>
+          <w:color w:val="1A1A2E"/>
           <w:sz w:val="18"/>
         </w:rPr>
         <w:t># Windows:</w:t>
@@ -1668,7 +1655,7 @@
           <w:rFonts w:ascii="Consolas" w:hAnsi="Consolas" w:eastAsia="Consolas"/>
           <w:b w:val="0"/>
           <w:i w:val="0"/>
-          <w:color w:val="2D2D3A"/>
+          <w:color w:val="1A1A2E"/>
           <w:sz w:val="18"/>
         </w:rPr>
         <w:t>.venv\Scripts\python.exe main.py</w:t>
@@ -1679,7 +1666,7 @@
           <w:rFonts w:ascii="Consolas" w:hAnsi="Consolas" w:eastAsia="Consolas"/>
           <w:b w:val="0"/>
           <w:i w:val="0"/>
-          <w:color w:val="2D2D3A"/>
+          <w:color w:val="1A1A2E"/>
           <w:sz w:val="18"/>
         </w:rPr>
         <w:t># Linux/macOS:</w:t>
@@ -1690,15 +1677,16 @@
           <w:rFonts w:ascii="Consolas" w:hAnsi="Consolas" w:eastAsia="Consolas"/>
           <w:b w:val="0"/>
           <w:i w:val="0"/>
-          <w:color w:val="2D2D3A"/>
+          <w:color w:val="1A1A2E"/>
           <w:sz w:val="18"/>
         </w:rPr>
         <w:t>.venv/bin/python main.py</w:t>
+        <w:br/>
       </w:r>
     </w:p>
     <w:p>
       <w:pPr>
-        <w:spacing w:after="100" w:line="336" w:lineRule="auto"/>
+        <w:spacing w:before="80" w:after="80" w:line="276" w:lineRule="auto"/>
       </w:pPr>
       <w:r>
         <w:rPr>
@@ -1715,7 +1703,7 @@
           <w:rFonts w:ascii="Consolas" w:hAnsi="Consolas" w:eastAsia="Consolas"/>
           <w:b w:val="0"/>
           <w:i w:val="0"/>
-          <w:color w:val="C53AE8"/>
+          <w:color w:val="1A1A2E"/>
           <w:sz w:val="20"/>
         </w:rPr>
         <w:t>http://127.0.0.1:8002</w:t>
@@ -1733,9 +1721,15 @@
     </w:p>
     <w:p>
       <w:pPr>
-        <w:pStyle w:val="Heading4"/>
+        <w:pStyle w:val="Heading3"/>
       </w:pPr>
       <w:r>
+        <w:rPr>
+          <w:rFonts w:ascii="Calibri" w:hAnsi="Calibri" w:eastAsia="宋体"/>
+          <w:b/>
+          <w:color w:val="1A1A2E"/>
+          <w:sz w:val="20"/>
+        </w:rPr>
         <w:t>2. 启动前端（开发模式）</w:t>
       </w:r>
     </w:p>
@@ -1761,7 +1755,7 @@
           <w:rFonts w:ascii="Consolas" w:hAnsi="Consolas" w:eastAsia="Consolas"/>
           <w:b w:val="0"/>
           <w:i w:val="0"/>
-          <w:color w:val="2D2D3A"/>
+          <w:color w:val="1A1A2E"/>
           <w:sz w:val="18"/>
         </w:rPr>
         <w:t>npm install   # 首次需安装依赖</w:t>
@@ -1772,15 +1766,16 @@
           <w:rFonts w:ascii="Consolas" w:hAnsi="Consolas" w:eastAsia="Consolas"/>
           <w:b w:val="0"/>
           <w:i w:val="0"/>
-          <w:color w:val="2D2D3A"/>
+          <w:color w:val="1A1A2E"/>
           <w:sz w:val="18"/>
         </w:rPr>
         <w:t>npm run dev   # 启动开发服务器 http://localhost:5173</w:t>
+        <w:br/>
       </w:r>
     </w:p>
     <w:p>
       <w:pPr>
-        <w:spacing w:after="100" w:line="336" w:lineRule="auto"/>
+        <w:spacing w:before="80" w:after="80" w:line="276" w:lineRule="auto"/>
       </w:pPr>
       <w:r>
         <w:rPr>
@@ -1797,7 +1792,7 @@
           <w:rFonts w:ascii="Consolas" w:hAnsi="Consolas" w:eastAsia="Consolas"/>
           <w:b w:val="0"/>
           <w:i w:val="0"/>
-          <w:color w:val="C53AE8"/>
+          <w:color w:val="1A1A2E"/>
           <w:sz w:val="20"/>
         </w:rPr>
         <w:t>/api</w:t>
@@ -1817,7 +1812,7 @@
           <w:rFonts w:ascii="Consolas" w:hAnsi="Consolas" w:eastAsia="Consolas"/>
           <w:b w:val="0"/>
           <w:i w:val="0"/>
-          <w:color w:val="C53AE8"/>
+          <w:color w:val="1A1A2E"/>
           <w:sz w:val="20"/>
         </w:rPr>
         <w:t>/plots</w:t>
@@ -1835,15 +1830,21 @@
     </w:p>
     <w:p>
       <w:pPr>
-        <w:pStyle w:val="Heading4"/>
+        <w:pStyle w:val="Heading3"/>
       </w:pPr>
       <w:r>
+        <w:rPr>
+          <w:rFonts w:ascii="Calibri" w:hAnsi="Calibri" w:eastAsia="宋体"/>
+          <w:b/>
+          <w:color w:val="1A1A2E"/>
+          <w:sz w:val="20"/>
+        </w:rPr>
         <w:t>3. 启动前端（生产模式 / 使用预构建 dist）</w:t>
       </w:r>
     </w:p>
     <w:p>
       <w:pPr>
-        <w:spacing w:after="100" w:line="336" w:lineRule="auto"/>
+        <w:spacing w:before="80" w:after="80" w:line="276" w:lineRule="auto"/>
       </w:pPr>
       <w:r>
         <w:rPr>
@@ -1860,7 +1861,7 @@
           <w:rFonts w:ascii="Consolas" w:hAnsi="Consolas" w:eastAsia="Consolas"/>
           <w:b w:val="0"/>
           <w:i w:val="0"/>
-          <w:color w:val="C53AE8"/>
+          <w:color w:val="1A1A2E"/>
           <w:sz w:val="20"/>
         </w:rPr>
         <w:t>dist/</w:t>
@@ -1884,7 +1885,6 @@
         <w:rPr>
           <w:rFonts w:ascii="Calibri" w:hAnsi="Calibri" w:eastAsia="宋体"/>
           <w:b w:val="0"/>
-          <w:i w:val="0"/>
           <w:color w:val="999999"/>
           <w:sz w:val="18"/>
         </w:rPr>
@@ -1893,17 +1893,29 @@
     </w:p>
     <w:p>
       <w:pPr>
-        <w:pStyle w:val="Heading2"/>
+        <w:pStyle w:val="Heading1"/>
       </w:pPr>
       <w:r>
+        <w:rPr>
+          <w:rFonts w:ascii="Calibri" w:hAnsi="Calibri" w:eastAsia="宋体"/>
+          <w:b/>
+          <w:color w:val="6C2BD9"/>
+          <w:sz w:val="28"/>
+        </w:rPr>
         <w:t>四、验证步骤</w:t>
       </w:r>
     </w:p>
     <w:p>
       <w:pPr>
-        <w:pStyle w:val="Heading3"/>
+        <w:pStyle w:val="Heading2"/>
       </w:pPr>
       <w:r>
+        <w:rPr>
+          <w:rFonts w:ascii="Calibri" w:hAnsi="Calibri" w:eastAsia="宋体"/>
+          <w:b/>
+          <w:color w:val="6C2BD9"/>
+          <w:sz w:val="24"/>
+        </w:rPr>
         <w:t>1. 健康检查</w:t>
       </w:r>
     </w:p>
@@ -1929,15 +1941,16 @@
           <w:rFonts w:ascii="Consolas" w:hAnsi="Consolas" w:eastAsia="Consolas"/>
           <w:b w:val="0"/>
           <w:i w:val="0"/>
-          <w:color w:val="2D2D3A"/>
+          <w:color w:val="1A1A2E"/>
           <w:sz w:val="18"/>
         </w:rPr>
         <w:t>curl http://127.0.0.1:8002/api/status</w:t>
+        <w:br/>
       </w:r>
     </w:p>
     <w:p>
       <w:pPr>
-        <w:spacing w:after="100" w:line="336" w:lineRule="auto"/>
+        <w:spacing w:before="80" w:after="80" w:line="276" w:lineRule="auto"/>
       </w:pPr>
       <w:r>
         <w:rPr>
@@ -1972,7 +1985,7 @@
           <w:rFonts w:ascii="Consolas" w:hAnsi="Consolas" w:eastAsia="Consolas"/>
           <w:b w:val="0"/>
           <w:i w:val="0"/>
-          <w:color w:val="2D2D3A"/>
+          <w:color w:val="1A1A2E"/>
           <w:sz w:val="18"/>
         </w:rPr>
         <w:t>{</w:t>
@@ -1983,7 +1996,7 @@
           <w:rFonts w:ascii="Consolas" w:hAnsi="Consolas" w:eastAsia="Consolas"/>
           <w:b w:val="0"/>
           <w:i w:val="0"/>
-          <w:color w:val="2D2D3A"/>
+          <w:color w:val="1A1A2E"/>
           <w:sz w:val="18"/>
         </w:rPr>
         <w:t xml:space="preserve">  "status": "ok",</w:t>
@@ -1994,7 +2007,7 @@
           <w:rFonts w:ascii="Consolas" w:hAnsi="Consolas" w:eastAsia="Consolas"/>
           <w:b w:val="0"/>
           <w:i w:val="0"/>
-          <w:color w:val="2D2D3A"/>
+          <w:color w:val="1A1A2E"/>
           <w:sz w:val="18"/>
         </w:rPr>
         <w:t xml:space="preserve">  "vector_db": "inmemory",        // 或 "milvus"（若 Milvus 已连接）</w:t>
@@ -2005,7 +2018,7 @@
           <w:rFonts w:ascii="Consolas" w:hAnsi="Consolas" w:eastAsia="Consolas"/>
           <w:b w:val="0"/>
           <w:i w:val="0"/>
-          <w:color w:val="2D2D3A"/>
+          <w:color w:val="1A1A2E"/>
           <w:sz w:val="18"/>
         </w:rPr>
         <w:t xml:space="preserve">  "collection_size": &lt;N&gt;,          // 种子数据条数</w:t>
@@ -2016,7 +2029,7 @@
           <w:rFonts w:ascii="Consolas" w:hAnsi="Consolas" w:eastAsia="Consolas"/>
           <w:b w:val="0"/>
           <w:i w:val="0"/>
-          <w:color w:val="2D2D3A"/>
+          <w:color w:val="1A1A2E"/>
           <w:sz w:val="18"/>
         </w:rPr>
         <w:t xml:space="preserve">  "pg_enabled": false,             // 或 true</w:t>
@@ -2027,7 +2040,7 @@
           <w:rFonts w:ascii="Consolas" w:hAnsi="Consolas" w:eastAsia="Consolas"/>
           <w:b w:val="0"/>
           <w:i w:val="0"/>
-          <w:color w:val="2D2D3A"/>
+          <w:color w:val="1A1A2E"/>
           <w:sz w:val="18"/>
         </w:rPr>
         <w:t xml:space="preserve">  "redis_enabled": false,          // 或 true</w:t>
@@ -2038,7 +2051,7 @@
           <w:rFonts w:ascii="Consolas" w:hAnsi="Consolas" w:eastAsia="Consolas"/>
           <w:b w:val="0"/>
           <w:i w:val="0"/>
-          <w:color w:val="2D2D3A"/>
+          <w:color w:val="1A1A2E"/>
           <w:sz w:val="18"/>
         </w:rPr>
         <w:t xml:space="preserve">  "llm_provider": "xfyun",         // 当前 LLM 通道</w:t>
@@ -2049,7 +2062,7 @@
           <w:rFonts w:ascii="Consolas" w:hAnsi="Consolas" w:eastAsia="Consolas"/>
           <w:b w:val="0"/>
           <w:i w:val="0"/>
-          <w:color w:val="2D2D3A"/>
+          <w:color w:val="1A1A2E"/>
           <w:sz w:val="18"/>
         </w:rPr>
         <w:t xml:space="preserve">  "llm_available": true            // 至少一个 Key 已配置</w:t>
@@ -2060,15 +2073,16 @@
           <w:rFonts w:ascii="Consolas" w:hAnsi="Consolas" w:eastAsia="Consolas"/>
           <w:b w:val="0"/>
           <w:i w:val="0"/>
-          <w:color w:val="2D2D3A"/>
+          <w:color w:val="1A1A2E"/>
           <w:sz w:val="18"/>
         </w:rPr>
         <w:t>}</w:t>
+        <w:br/>
       </w:r>
     </w:p>
     <w:p>
       <w:pPr>
-        <w:spacing w:after="100" w:line="336" w:lineRule="auto"/>
+        <w:spacing w:before="80" w:after="80" w:line="276" w:lineRule="auto"/>
       </w:pPr>
       <w:r>
         <w:rPr>
@@ -2093,15 +2107,15 @@
     </w:p>
     <w:p>
       <w:pPr>
-        <w:spacing w:after="40" w:line="312" w:lineRule="auto"/>
+        <w:spacing w:before="40" w:after="40" w:line="276" w:lineRule="auto"/>
         <w:ind w:left="454"/>
       </w:pPr>
       <w:r>
         <w:rPr>
           <w:rFonts w:ascii="Calibri" w:hAnsi="Calibri" w:eastAsia="宋体"/>
-          <w:b/>
+          <w:b w:val="0"/>
           <w:i w:val="0"/>
-          <w:color w:val="6C2BD9"/>
+          <w:color w:val="1A1A2E"/>
           <w:sz w:val="21"/>
         </w:rPr>
         <w:t xml:space="preserve">• </w:t>
@@ -2111,7 +2125,7 @@
           <w:rFonts w:ascii="Consolas" w:hAnsi="Consolas" w:eastAsia="Consolas"/>
           <w:b w:val="0"/>
           <w:i w:val="0"/>
-          <w:color w:val="C53AE8"/>
+          <w:color w:val="1A1A2E"/>
           <w:sz w:val="20"/>
         </w:rPr>
         <w:t>status</w:t>
@@ -2131,7 +2145,7 @@
           <w:rFonts w:ascii="Consolas" w:hAnsi="Consolas" w:eastAsia="Consolas"/>
           <w:b w:val="0"/>
           <w:i w:val="0"/>
-          <w:color w:val="C53AE8"/>
+          <w:color w:val="1A1A2E"/>
           <w:sz w:val="20"/>
         </w:rPr>
         <w:t>"ok"</w:t>
@@ -2149,15 +2163,15 @@
     </w:p>
     <w:p>
       <w:pPr>
-        <w:spacing w:after="40" w:line="312" w:lineRule="auto"/>
+        <w:spacing w:before="40" w:after="40" w:line="276" w:lineRule="auto"/>
         <w:ind w:left="454"/>
       </w:pPr>
       <w:r>
         <w:rPr>
           <w:rFonts w:ascii="Calibri" w:hAnsi="Calibri" w:eastAsia="宋体"/>
-          <w:b/>
+          <w:b w:val="0"/>
           <w:i w:val="0"/>
-          <w:color w:val="6C2BD9"/>
+          <w:color w:val="1A1A2E"/>
           <w:sz w:val="21"/>
         </w:rPr>
         <w:t xml:space="preserve">• </w:t>
@@ -2167,7 +2181,7 @@
           <w:rFonts w:ascii="Consolas" w:hAnsi="Consolas" w:eastAsia="Consolas"/>
           <w:b w:val="0"/>
           <w:i w:val="0"/>
-          <w:color w:val="C53AE8"/>
+          <w:color w:val="1A1A2E"/>
           <w:sz w:val="20"/>
         </w:rPr>
         <w:t>vector_db</w:t>
@@ -2187,7 +2201,7 @@
           <w:rFonts w:ascii="Consolas" w:hAnsi="Consolas" w:eastAsia="Consolas"/>
           <w:b w:val="0"/>
           <w:i w:val="0"/>
-          <w:color w:val="C53AE8"/>
+          <w:color w:val="1A1A2E"/>
           <w:sz w:val="20"/>
         </w:rPr>
         <w:t>"inmemory"</w:t>
@@ -2207,7 +2221,7 @@
           <w:rFonts w:ascii="Consolas" w:hAnsi="Consolas" w:eastAsia="Consolas"/>
           <w:b w:val="0"/>
           <w:i w:val="0"/>
-          <w:color w:val="C53AE8"/>
+          <w:color w:val="1A1A2E"/>
           <w:sz w:val="20"/>
         </w:rPr>
         <w:t>"milvus"</w:t>
@@ -2225,15 +2239,15 @@
     </w:p>
     <w:p>
       <w:pPr>
-        <w:spacing w:after="40" w:line="312" w:lineRule="auto"/>
+        <w:spacing w:before="40" w:after="40" w:line="276" w:lineRule="auto"/>
         <w:ind w:left="454"/>
       </w:pPr>
       <w:r>
         <w:rPr>
           <w:rFonts w:ascii="Calibri" w:hAnsi="Calibri" w:eastAsia="宋体"/>
-          <w:b/>
+          <w:b w:val="0"/>
           <w:i w:val="0"/>
-          <w:color w:val="6C2BD9"/>
+          <w:color w:val="1A1A2E"/>
           <w:sz w:val="21"/>
         </w:rPr>
         <w:t xml:space="preserve">• </w:t>
@@ -2243,7 +2257,7 @@
           <w:rFonts w:ascii="Consolas" w:hAnsi="Consolas" w:eastAsia="Consolas"/>
           <w:b w:val="0"/>
           <w:i w:val="0"/>
-          <w:color w:val="C53AE8"/>
+          <w:color w:val="1A1A2E"/>
           <w:sz w:val="20"/>
         </w:rPr>
         <w:t>llm_available</w:t>
@@ -2263,7 +2277,7 @@
           <w:rFonts w:ascii="Consolas" w:hAnsi="Consolas" w:eastAsia="Consolas"/>
           <w:b w:val="0"/>
           <w:i w:val="0"/>
-          <w:color w:val="C53AE8"/>
+          <w:color w:val="1A1A2E"/>
           <w:sz w:val="20"/>
         </w:rPr>
         <w:t>true</w:t>
@@ -2281,15 +2295,21 @@
     </w:p>
     <w:p>
       <w:pPr>
-        <w:pStyle w:val="Heading3"/>
+        <w:pStyle w:val="Heading2"/>
       </w:pPr>
       <w:r>
+        <w:rPr>
+          <w:rFonts w:ascii="Calibri" w:hAnsi="Calibri" w:eastAsia="宋体"/>
+          <w:b/>
+          <w:color w:val="6C2BD9"/>
+          <w:sz w:val="24"/>
+        </w:rPr>
         <w:t>2. 前端页面可达性</w:t>
       </w:r>
     </w:p>
     <w:p>
       <w:pPr>
-        <w:spacing w:after="100" w:line="336" w:lineRule="auto"/>
+        <w:spacing w:before="80" w:after="80" w:line="276" w:lineRule="auto"/>
       </w:pPr>
       <w:r>
         <w:rPr>
@@ -2306,7 +2326,7 @@
           <w:rFonts w:ascii="Consolas" w:hAnsi="Consolas" w:eastAsia="Consolas"/>
           <w:b w:val="0"/>
           <w:i w:val="0"/>
-          <w:color w:val="C53AE8"/>
+          <w:color w:val="1A1A2E"/>
           <w:sz w:val="20"/>
         </w:rPr>
         <w:t>http://localhost:5173</w:t>
@@ -2319,28 +2339,34 @@
           <w:color w:val="1A1A2E"/>
           <w:sz w:val="21"/>
         </w:rPr>
-        <w:t>，应看到 MARS-408 登录/主页界面。</w:t>
+        <w:t>，应看到 芒得很职 登录/主页界面。</w:t>
       </w:r>
     </w:p>
     <w:p>
       <w:pPr>
-        <w:pStyle w:val="Heading3"/>
+        <w:pStyle w:val="Heading2"/>
       </w:pPr>
       <w:r>
+        <w:rPr>
+          <w:rFonts w:ascii="Calibri" w:hAnsi="Calibri" w:eastAsia="宋体"/>
+          <w:b/>
+          <w:color w:val="6C2BD9"/>
+          <w:sz w:val="24"/>
+        </w:rPr>
         <w:t>3. 核心流程验证</w:t>
       </w:r>
     </w:p>
     <w:p>
       <w:pPr>
-        <w:spacing w:after="40" w:line="312" w:lineRule="auto"/>
+        <w:spacing w:before="40" w:after="40" w:line="276" w:lineRule="auto"/>
         <w:ind w:left="454"/>
       </w:pPr>
       <w:r>
         <w:rPr>
           <w:rFonts w:ascii="Calibri" w:hAnsi="Calibri" w:eastAsia="宋体"/>
-          <w:b/>
+          <w:b w:val="0"/>
           <w:i w:val="0"/>
-          <w:color w:val="6C2BD9"/>
+          <w:color w:val="1A1A2E"/>
           <w:sz w:val="21"/>
         </w:rPr>
         <w:t xml:space="preserve">1. </w:t>
@@ -2368,15 +2394,15 @@
     </w:p>
     <w:p>
       <w:pPr>
-        <w:spacing w:after="40" w:line="312" w:lineRule="auto"/>
+        <w:spacing w:before="40" w:after="40" w:line="276" w:lineRule="auto"/>
         <w:ind w:left="454"/>
       </w:pPr>
       <w:r>
         <w:rPr>
           <w:rFonts w:ascii="Calibri" w:hAnsi="Calibri" w:eastAsia="宋体"/>
-          <w:b/>
+          <w:b w:val="0"/>
           <w:i w:val="0"/>
-          <w:color w:val="6C2BD9"/>
+          <w:color w:val="1A1A2E"/>
           <w:sz w:val="21"/>
         </w:rPr>
         <w:t xml:space="preserve">2. </w:t>
@@ -2404,15 +2430,15 @@
     </w:p>
     <w:p>
       <w:pPr>
-        <w:spacing w:after="40" w:line="312" w:lineRule="auto"/>
+        <w:spacing w:before="40" w:after="40" w:line="276" w:lineRule="auto"/>
         <w:ind w:left="454"/>
       </w:pPr>
       <w:r>
         <w:rPr>
           <w:rFonts w:ascii="Calibri" w:hAnsi="Calibri" w:eastAsia="宋体"/>
-          <w:b/>
+          <w:b w:val="0"/>
           <w:i w:val="0"/>
-          <w:color w:val="6C2BD9"/>
+          <w:color w:val="1A1A2E"/>
           <w:sz w:val="21"/>
         </w:rPr>
         <w:t xml:space="preserve">3. </w:t>
@@ -2440,15 +2466,15 @@
     </w:p>
     <w:p>
       <w:pPr>
-        <w:spacing w:after="40" w:line="312" w:lineRule="auto"/>
+        <w:spacing w:before="40" w:after="40" w:line="276" w:lineRule="auto"/>
         <w:ind w:left="454"/>
       </w:pPr>
       <w:r>
         <w:rPr>
           <w:rFonts w:ascii="Calibri" w:hAnsi="Calibri" w:eastAsia="宋体"/>
-          <w:b/>
+          <w:b w:val="0"/>
           <w:i w:val="0"/>
-          <w:color w:val="6C2BD9"/>
+          <w:color w:val="1A1A2E"/>
           <w:sz w:val="21"/>
         </w:rPr>
         <w:t xml:space="preserve">4. </w:t>
@@ -2476,15 +2502,21 @@
     </w:p>
     <w:p>
       <w:pPr>
-        <w:pStyle w:val="Heading3"/>
+        <w:pStyle w:val="Heading2"/>
       </w:pPr>
       <w:r>
+        <w:rPr>
+          <w:rFonts w:ascii="Calibri" w:hAnsi="Calibri" w:eastAsia="宋体"/>
+          <w:b/>
+          <w:color w:val="6C2BD9"/>
+          <w:sz w:val="24"/>
+        </w:rPr>
         <w:t>4. 降级验证（PG/Redis/Milvus 不可用）</w:t>
       </w:r>
     </w:p>
     <w:p>
       <w:pPr>
-        <w:spacing w:after="100" w:line="336" w:lineRule="auto"/>
+        <w:spacing w:before="80" w:after="80" w:line="276" w:lineRule="auto"/>
       </w:pPr>
       <w:r>
         <w:rPr>
@@ -2499,19 +2531,9 @@
     </w:p>
     <w:p>
       <w:pPr>
-        <w:spacing w:after="40" w:line="312" w:lineRule="auto"/>
+        <w:spacing w:before="40" w:after="40" w:line="276" w:lineRule="auto"/>
         <w:ind w:left="454"/>
       </w:pPr>
-      <w:r>
-        <w:rPr>
-          <w:rFonts w:ascii="Calibri" w:hAnsi="Calibri" w:eastAsia="宋体"/>
-          <w:b/>
-          <w:i w:val="0"/>
-          <w:color w:val="6C2BD9"/>
-          <w:sz w:val="21"/>
-        </w:rPr>
-        <w:t xml:space="preserve">• </w:t>
-      </w:r>
       <w:r>
         <w:rPr>
           <w:rFonts w:ascii="Calibri" w:hAnsi="Calibri" w:eastAsia="宋体"/>
@@ -2520,7 +2542,7 @@
           <w:color w:val="1A1A2E"/>
           <w:sz w:val="21"/>
         </w:rPr>
-        <w:t>后端</w:t>
+        <w:t>• 后端</w:t>
       </w:r>
       <w:r>
         <w:rPr>
@@ -2545,15 +2567,15 @@
     </w:p>
     <w:p>
       <w:pPr>
-        <w:spacing w:after="40" w:line="312" w:lineRule="auto"/>
+        <w:spacing w:before="40" w:after="40" w:line="276" w:lineRule="auto"/>
         <w:ind w:left="454"/>
       </w:pPr>
       <w:r>
         <w:rPr>
           <w:rFonts w:ascii="Calibri" w:hAnsi="Calibri" w:eastAsia="宋体"/>
-          <w:b/>
+          <w:b w:val="0"/>
           <w:i w:val="0"/>
-          <w:color w:val="6C2BD9"/>
+          <w:color w:val="1A1A2E"/>
           <w:sz w:val="21"/>
         </w:rPr>
         <w:t xml:space="preserve">• </w:t>
@@ -2563,7 +2585,7 @@
           <w:rFonts w:ascii="Consolas" w:hAnsi="Consolas" w:eastAsia="Consolas"/>
           <w:b w:val="0"/>
           <w:i w:val="0"/>
-          <w:color w:val="C53AE8"/>
+          <w:color w:val="1A1A2E"/>
           <w:sz w:val="20"/>
         </w:rPr>
         <w:t>/api/status</w:t>
@@ -2583,7 +2605,7 @@
           <w:rFonts w:ascii="Consolas" w:hAnsi="Consolas" w:eastAsia="Consolas"/>
           <w:b w:val="0"/>
           <w:i w:val="0"/>
-          <w:color w:val="C53AE8"/>
+          <w:color w:val="1A1A2E"/>
           <w:sz w:val="20"/>
         </w:rPr>
         <w:t>pg_enabled</w:t>
@@ -2603,7 +2625,7 @@
           <w:rFonts w:ascii="Consolas" w:hAnsi="Consolas" w:eastAsia="Consolas"/>
           <w:b w:val="0"/>
           <w:i w:val="0"/>
-          <w:color w:val="C53AE8"/>
+          <w:color w:val="1A1A2E"/>
           <w:sz w:val="20"/>
         </w:rPr>
         <w:t>redis_enabled</w:t>
@@ -2623,7 +2645,7 @@
           <w:rFonts w:ascii="Consolas" w:hAnsi="Consolas" w:eastAsia="Consolas"/>
           <w:b w:val="0"/>
           <w:i w:val="0"/>
-          <w:color w:val="C53AE8"/>
+          <w:color w:val="1A1A2E"/>
           <w:sz w:val="20"/>
         </w:rPr>
         <w:t>false</w:t>
@@ -2631,19 +2653,9 @@
     </w:p>
     <w:p>
       <w:pPr>
-        <w:spacing w:after="40" w:line="312" w:lineRule="auto"/>
+        <w:spacing w:before="40" w:after="40" w:line="276" w:lineRule="auto"/>
         <w:ind w:left="454"/>
       </w:pPr>
-      <w:r>
-        <w:rPr>
-          <w:rFonts w:ascii="Calibri" w:hAnsi="Calibri" w:eastAsia="宋体"/>
-          <w:b/>
-          <w:i w:val="0"/>
-          <w:color w:val="6C2BD9"/>
-          <w:sz w:val="21"/>
-        </w:rPr>
-        <w:t xml:space="preserve">• </w:t>
-      </w:r>
       <w:r>
         <w:rPr>
           <w:rFonts w:ascii="Calibri" w:hAnsi="Calibri" w:eastAsia="宋体"/>
@@ -2652,7 +2664,7 @@
           <w:color w:val="1A1A2E"/>
           <w:sz w:val="21"/>
         </w:rPr>
-        <w:t>核心对话和知识检索功能</w:t>
+        <w:t>• 核心对话和知识检索功能</w:t>
       </w:r>
       <w:r>
         <w:rPr>
@@ -2677,19 +2689,9 @@
     </w:p>
     <w:p>
       <w:pPr>
-        <w:spacing w:after="40" w:line="312" w:lineRule="auto"/>
+        <w:spacing w:before="40" w:after="40" w:line="276" w:lineRule="auto"/>
         <w:ind w:left="454"/>
       </w:pPr>
-      <w:r>
-        <w:rPr>
-          <w:rFonts w:ascii="Calibri" w:hAnsi="Calibri" w:eastAsia="宋体"/>
-          <w:b/>
-          <w:i w:val="0"/>
-          <w:color w:val="6C2BD9"/>
-          <w:sz w:val="21"/>
-        </w:rPr>
-        <w:t xml:space="preserve">• </w:t>
-      </w:r>
       <w:r>
         <w:rPr>
           <w:rFonts w:ascii="Calibri" w:hAnsi="Calibri" w:eastAsia="宋体"/>
@@ -2698,7 +2700,7 @@
           <w:color w:val="1A1A2E"/>
           <w:sz w:val="21"/>
         </w:rPr>
-        <w:t>画像持久化、答题记录等功能降级为</w:t>
+        <w:t>• 画像持久化、答题记录等功能降级为</w:t>
       </w:r>
       <w:r>
         <w:rPr>
@@ -2719,7 +2721,6 @@
         <w:rPr>
           <w:rFonts w:ascii="Calibri" w:hAnsi="Calibri" w:eastAsia="宋体"/>
           <w:b w:val="0"/>
-          <w:i w:val="0"/>
           <w:color w:val="999999"/>
           <w:sz w:val="18"/>
         </w:rPr>
@@ -2728,17 +2729,29 @@
     </w:p>
     <w:p>
       <w:pPr>
-        <w:pStyle w:val="Heading2"/>
+        <w:pStyle w:val="Heading1"/>
       </w:pPr>
       <w:r>
+        <w:rPr>
+          <w:rFonts w:ascii="Calibri" w:hAnsi="Calibri" w:eastAsia="宋体"/>
+          <w:b/>
+          <w:color w:val="6C2BD9"/>
+          <w:sz w:val="28"/>
+        </w:rPr>
         <w:t>五、配置说明</w:t>
       </w:r>
     </w:p>
     <w:p>
       <w:pPr>
-        <w:pStyle w:val="Heading3"/>
+        <w:pStyle w:val="Heading2"/>
       </w:pPr>
       <w:r>
+        <w:rPr>
+          <w:rFonts w:ascii="Calibri" w:hAnsi="Calibri" w:eastAsia="宋体"/>
+          <w:b/>
+          <w:color w:val="6C2BD9"/>
+          <w:sz w:val="24"/>
+        </w:rPr>
         <w:t>config.json 关键字段</w:t>
       </w:r>
     </w:p>
@@ -2750,32 +2763,26 @@
         <w:tblLook w:firstColumn="1" w:firstRow="1" w:lastColumn="0" w:lastRow="0" w:noHBand="0" w:noVBand="1" w:val="04A0"/>
       </w:tblPr>
       <w:tblGrid>
-        <w:gridCol w:w="3173"/>
-        <w:gridCol w:w="3173"/>
-        <w:gridCol w:w="3173"/>
+        <w:gridCol w:w="2880"/>
+        <w:gridCol w:w="2880"/>
+        <w:gridCol w:w="2880"/>
       </w:tblGrid>
       <w:tr>
         <w:tc>
           <w:tcPr>
-            <w:tcW w:type="dxa" w:w="3173"/>
-            <w:shd w:val="clear" w:color="auto" w:fill="6C2BD9"/>
+            <w:tcW w:type="dxa" w:w="2880"/>
           </w:tcPr>
           <w:p>
             <w:pPr>
-              <w:spacing w:after="40" w:before="40"/>
+              <w:spacing w:before="40" w:after="40"/>
             </w:pPr>
-            <w:r>
-              <w:rPr>
-                <w:b/>
-              </w:rPr>
-            </w:r>
             <w:r>
               <w:rPr>
                 <w:rFonts w:ascii="Calibri" w:hAnsi="Calibri" w:eastAsia="宋体"/>
                 <w:b/>
                 <w:i w:val="0"/>
-                <w:color w:val="FFFFFF"/>
-                <w:sz w:val="20"/>
+                <w:color w:val="1A1A2E"/>
+                <w:sz w:val="18"/>
               </w:rPr>
               <w:t>字段</w:t>
             </w:r>
@@ -2783,25 +2790,19 @@
         </w:tc>
         <w:tc>
           <w:tcPr>
-            <w:tcW w:type="dxa" w:w="3173"/>
-            <w:shd w:val="clear" w:color="auto" w:fill="6C2BD9"/>
+            <w:tcW w:type="dxa" w:w="2880"/>
           </w:tcPr>
           <w:p>
             <w:pPr>
-              <w:spacing w:after="40" w:before="40"/>
+              <w:spacing w:before="40" w:after="40"/>
             </w:pPr>
-            <w:r>
-              <w:rPr>
-                <w:b/>
-              </w:rPr>
-            </w:r>
             <w:r>
               <w:rPr>
                 <w:rFonts w:ascii="Calibri" w:hAnsi="Calibri" w:eastAsia="宋体"/>
                 <w:b/>
                 <w:i w:val="0"/>
-                <w:color w:val="FFFFFF"/>
-                <w:sz w:val="20"/>
+                <w:color w:val="1A1A2E"/>
+                <w:sz w:val="18"/>
               </w:rPr>
               <w:t>说明</w:t>
             </w:r>
@@ -2809,25 +2810,19 @@
         </w:tc>
         <w:tc>
           <w:tcPr>
-            <w:tcW w:type="dxa" w:w="3173"/>
-            <w:shd w:val="clear" w:color="auto" w:fill="6C2BD9"/>
+            <w:tcW w:type="dxa" w:w="2880"/>
           </w:tcPr>
           <w:p>
             <w:pPr>
-              <w:spacing w:after="40" w:before="40"/>
+              <w:spacing w:before="40" w:after="40"/>
             </w:pPr>
-            <w:r>
-              <w:rPr>
-                <w:b/>
-              </w:rPr>
-            </w:r>
             <w:r>
               <w:rPr>
                 <w:rFonts w:ascii="Calibri" w:hAnsi="Calibri" w:eastAsia="宋体"/>
                 <w:b/>
                 <w:i w:val="0"/>
-                <w:color w:val="FFFFFF"/>
-                <w:sz w:val="20"/>
+                <w:color w:val="1A1A2E"/>
+                <w:sz w:val="18"/>
               </w:rPr>
               <w:t>默认值</w:t>
             </w:r>
@@ -2837,20 +2832,19 @@
       <w:tr>
         <w:tc>
           <w:tcPr>
-            <w:tcW w:type="dxa" w:w="3173"/>
+            <w:tcW w:type="dxa" w:w="2880"/>
           </w:tcPr>
           <w:p>
             <w:pPr>
-              <w:spacing w:after="40" w:before="40"/>
+              <w:spacing w:before="40" w:after="40"/>
             </w:pPr>
-            <w:r/>
             <w:r>
               <w:rPr>
                 <w:rFonts w:ascii="Consolas" w:hAnsi="Consolas" w:eastAsia="Consolas"/>
                 <w:b w:val="0"/>
                 <w:i w:val="0"/>
-                <w:color w:val="C53AE8"/>
-                <w:sz w:val="18"/>
+                <w:color w:val="1A1A2E"/>
+                <w:sz w:val="17"/>
               </w:rPr>
               <w:t>llm_provider</w:t>
             </w:r>
@@ -2858,20 +2852,19 @@
         </w:tc>
         <w:tc>
           <w:tcPr>
-            <w:tcW w:type="dxa" w:w="3173"/>
+            <w:tcW w:type="dxa" w:w="2880"/>
           </w:tcPr>
           <w:p>
             <w:pPr>
-              <w:spacing w:after="40" w:before="40"/>
+              <w:spacing w:before="40" w:after="40"/>
             </w:pPr>
-            <w:r/>
             <w:r>
               <w:rPr>
                 <w:rFonts w:ascii="Calibri" w:hAnsi="Calibri" w:eastAsia="宋体"/>
                 <w:b w:val="0"/>
                 <w:i w:val="0"/>
                 <w:color w:val="1A1A2E"/>
-                <w:sz w:val="19"/>
+                <w:sz w:val="18"/>
               </w:rPr>
               <w:t>LLM 通道选择：deepseek/xfyun/qwen/auto</w:t>
             </w:r>
@@ -2879,20 +2872,19 @@
         </w:tc>
         <w:tc>
           <w:tcPr>
-            <w:tcW w:type="dxa" w:w="3173"/>
+            <w:tcW w:type="dxa" w:w="2880"/>
           </w:tcPr>
           <w:p>
             <w:pPr>
-              <w:spacing w:after="40" w:before="40"/>
+              <w:spacing w:before="40" w:after="40"/>
             </w:pPr>
-            <w:r/>
             <w:r>
               <w:rPr>
                 <w:rFonts w:ascii="Consolas" w:hAnsi="Consolas" w:eastAsia="Consolas"/>
                 <w:b w:val="0"/>
                 <w:i w:val="0"/>
-                <w:color w:val="C53AE8"/>
-                <w:sz w:val="18"/>
+                <w:color w:val="1A1A2E"/>
+                <w:sz w:val="17"/>
               </w:rPr>
               <w:t>"xfyun"</w:t>
             </w:r>
@@ -2902,21 +2894,19 @@
       <w:tr>
         <w:tc>
           <w:tcPr>
-            <w:tcW w:type="dxa" w:w="3173"/>
-            <w:shd w:val="clear" w:color="auto" w:fill="F4F2FA"/>
+            <w:tcW w:type="dxa" w:w="2880"/>
           </w:tcPr>
           <w:p>
             <w:pPr>
-              <w:spacing w:after="40" w:before="40"/>
+              <w:spacing w:before="40" w:after="40"/>
             </w:pPr>
-            <w:r/>
             <w:r>
               <w:rPr>
                 <w:rFonts w:ascii="Consolas" w:hAnsi="Consolas" w:eastAsia="Consolas"/>
                 <w:b w:val="0"/>
                 <w:i w:val="0"/>
-                <w:color w:val="C53AE8"/>
-                <w:sz w:val="18"/>
+                <w:color w:val="1A1A2E"/>
+                <w:sz w:val="17"/>
               </w:rPr>
               <w:t>deepseek.api_key</w:t>
             </w:r>
@@ -2924,21 +2914,19 @@
         </w:tc>
         <w:tc>
           <w:tcPr>
-            <w:tcW w:type="dxa" w:w="3173"/>
-            <w:shd w:val="clear" w:color="auto" w:fill="F4F2FA"/>
+            <w:tcW w:type="dxa" w:w="2880"/>
           </w:tcPr>
           <w:p>
             <w:pPr>
-              <w:spacing w:after="40" w:before="40"/>
+              <w:spacing w:before="40" w:after="40"/>
             </w:pPr>
-            <w:r/>
             <w:r>
               <w:rPr>
                 <w:rFonts w:ascii="Calibri" w:hAnsi="Calibri" w:eastAsia="宋体"/>
                 <w:b w:val="0"/>
                 <w:i w:val="0"/>
                 <w:color w:val="1A1A2E"/>
-                <w:sz w:val="19"/>
+                <w:sz w:val="18"/>
               </w:rPr>
               <w:t>DeepSeek API 密钥</w:t>
             </w:r>
@@ -2946,21 +2934,19 @@
         </w:tc>
         <w:tc>
           <w:tcPr>
-            <w:tcW w:type="dxa" w:w="3173"/>
-            <w:shd w:val="clear" w:color="auto" w:fill="F4F2FA"/>
+            <w:tcW w:type="dxa" w:w="2880"/>
           </w:tcPr>
           <w:p>
             <w:pPr>
-              <w:spacing w:after="40" w:before="40"/>
+              <w:spacing w:before="40" w:after="40"/>
             </w:pPr>
-            <w:r/>
             <w:r>
               <w:rPr>
                 <w:rFonts w:ascii="Consolas" w:hAnsi="Consolas" w:eastAsia="Consolas"/>
                 <w:b w:val="0"/>
                 <w:i w:val="0"/>
-                <w:color w:val="C53AE8"/>
-                <w:sz w:val="18"/>
+                <w:color w:val="1A1A2E"/>
+                <w:sz w:val="17"/>
               </w:rPr>
               <w:t>""</w:t>
             </w:r>
@@ -2970,7 +2956,7 @@
                 <w:b w:val="0"/>
                 <w:i w:val="0"/>
                 <w:color w:val="1A1A2E"/>
-                <w:sz w:val="19"/>
+                <w:sz w:val="18"/>
               </w:rPr>
               <w:t>（需填写）</w:t>
             </w:r>
@@ -2980,20 +2966,19 @@
       <w:tr>
         <w:tc>
           <w:tcPr>
-            <w:tcW w:type="dxa" w:w="3173"/>
+            <w:tcW w:type="dxa" w:w="2880"/>
           </w:tcPr>
           <w:p>
             <w:pPr>
-              <w:spacing w:after="40" w:before="40"/>
+              <w:spacing w:before="40" w:after="40"/>
             </w:pPr>
-            <w:r/>
             <w:r>
               <w:rPr>
                 <w:rFonts w:ascii="Consolas" w:hAnsi="Consolas" w:eastAsia="Consolas"/>
                 <w:b w:val="0"/>
                 <w:i w:val="0"/>
-                <w:color w:val="C53AE8"/>
-                <w:sz w:val="18"/>
+                <w:color w:val="1A1A2E"/>
+                <w:sz w:val="17"/>
               </w:rPr>
               <w:t>xfyun.app_id</w:t>
             </w:r>
@@ -3001,20 +2986,19 @@
         </w:tc>
         <w:tc>
           <w:tcPr>
-            <w:tcW w:type="dxa" w:w="3173"/>
+            <w:tcW w:type="dxa" w:w="2880"/>
           </w:tcPr>
           <w:p>
             <w:pPr>
-              <w:spacing w:after="40" w:before="40"/>
+              <w:spacing w:before="40" w:after="40"/>
             </w:pPr>
-            <w:r/>
             <w:r>
               <w:rPr>
                 <w:rFonts w:ascii="Calibri" w:hAnsi="Calibri" w:eastAsia="宋体"/>
                 <w:b w:val="0"/>
                 <w:i w:val="0"/>
                 <w:color w:val="1A1A2E"/>
-                <w:sz w:val="19"/>
+                <w:sz w:val="18"/>
               </w:rPr>
               <w:t>讯飞星火 App ID</w:t>
             </w:r>
@@ -3022,20 +3006,19 @@
         </w:tc>
         <w:tc>
           <w:tcPr>
-            <w:tcW w:type="dxa" w:w="3173"/>
+            <w:tcW w:type="dxa" w:w="2880"/>
           </w:tcPr>
           <w:p>
             <w:pPr>
-              <w:spacing w:after="40" w:before="40"/>
+              <w:spacing w:before="40" w:after="40"/>
             </w:pPr>
-            <w:r/>
             <w:r>
               <w:rPr>
                 <w:rFonts w:ascii="Consolas" w:hAnsi="Consolas" w:eastAsia="Consolas"/>
                 <w:b w:val="0"/>
                 <w:i w:val="0"/>
-                <w:color w:val="C53AE8"/>
-                <w:sz w:val="18"/>
+                <w:color w:val="1A1A2E"/>
+                <w:sz w:val="17"/>
               </w:rPr>
               <w:t>""</w:t>
             </w:r>
@@ -3045,7 +3028,7 @@
                 <w:b w:val="0"/>
                 <w:i w:val="0"/>
                 <w:color w:val="1A1A2E"/>
-                <w:sz w:val="19"/>
+                <w:sz w:val="18"/>
               </w:rPr>
               <w:t>（需填写）</w:t>
             </w:r>
@@ -3055,21 +3038,19 @@
       <w:tr>
         <w:tc>
           <w:tcPr>
-            <w:tcW w:type="dxa" w:w="3173"/>
-            <w:shd w:val="clear" w:color="auto" w:fill="F4F2FA"/>
+            <w:tcW w:type="dxa" w:w="2880"/>
           </w:tcPr>
           <w:p>
             <w:pPr>
-              <w:spacing w:after="40" w:before="40"/>
+              <w:spacing w:before="40" w:after="40"/>
             </w:pPr>
-            <w:r/>
             <w:r>
               <w:rPr>
                 <w:rFonts w:ascii="Consolas" w:hAnsi="Consolas" w:eastAsia="Consolas"/>
                 <w:b w:val="0"/>
                 <w:i w:val="0"/>
-                <w:color w:val="C53AE8"/>
-                <w:sz w:val="18"/>
+                <w:color w:val="1A1A2E"/>
+                <w:sz w:val="17"/>
               </w:rPr>
               <w:t>milvus.enabled</w:t>
             </w:r>
@@ -3077,21 +3058,19 @@
         </w:tc>
         <w:tc>
           <w:tcPr>
-            <w:tcW w:type="dxa" w:w="3173"/>
-            <w:shd w:val="clear" w:color="auto" w:fill="F4F2FA"/>
+            <w:tcW w:type="dxa" w:w="2880"/>
           </w:tcPr>
           <w:p>
             <w:pPr>
-              <w:spacing w:after="40" w:before="40"/>
+              <w:spacing w:before="40" w:after="40"/>
             </w:pPr>
-            <w:r/>
             <w:r>
               <w:rPr>
                 <w:rFonts w:ascii="Calibri" w:hAnsi="Calibri" w:eastAsia="宋体"/>
                 <w:b w:val="0"/>
                 <w:i w:val="0"/>
                 <w:color w:val="1A1A2E"/>
-                <w:sz w:val="19"/>
+                <w:sz w:val="18"/>
               </w:rPr>
               <w:t>是否启用 Milvus</w:t>
             </w:r>
@@ -3099,21 +3078,19 @@
         </w:tc>
         <w:tc>
           <w:tcPr>
-            <w:tcW w:type="dxa" w:w="3173"/>
-            <w:shd w:val="clear" w:color="auto" w:fill="F4F2FA"/>
+            <w:tcW w:type="dxa" w:w="2880"/>
           </w:tcPr>
           <w:p>
             <w:pPr>
-              <w:spacing w:after="40" w:before="40"/>
+              <w:spacing w:before="40" w:after="40"/>
             </w:pPr>
-            <w:r/>
             <w:r>
               <w:rPr>
                 <w:rFonts w:ascii="Consolas" w:hAnsi="Consolas" w:eastAsia="Consolas"/>
                 <w:b w:val="0"/>
                 <w:i w:val="0"/>
-                <w:color w:val="C53AE8"/>
-                <w:sz w:val="18"/>
+                <w:color w:val="1A1A2E"/>
+                <w:sz w:val="17"/>
               </w:rPr>
               <w:t>false</w:t>
             </w:r>
@@ -3123,20 +3100,19 @@
       <w:tr>
         <w:tc>
           <w:tcPr>
-            <w:tcW w:type="dxa" w:w="3173"/>
+            <w:tcW w:type="dxa" w:w="2880"/>
           </w:tcPr>
           <w:p>
             <w:pPr>
-              <w:spacing w:after="40" w:before="40"/>
+              <w:spacing w:before="40" w:after="40"/>
             </w:pPr>
-            <w:r/>
             <w:r>
               <w:rPr>
                 <w:rFonts w:ascii="Consolas" w:hAnsi="Consolas" w:eastAsia="Consolas"/>
                 <w:b w:val="0"/>
                 <w:i w:val="0"/>
-                <w:color w:val="C53AE8"/>
-                <w:sz w:val="18"/>
+                <w:color w:val="1A1A2E"/>
+                <w:sz w:val="17"/>
               </w:rPr>
               <w:t>postgresql.enabled</w:t>
             </w:r>
@@ -3144,20 +3120,19 @@
         </w:tc>
         <w:tc>
           <w:tcPr>
-            <w:tcW w:type="dxa" w:w="3173"/>
+            <w:tcW w:type="dxa" w:w="2880"/>
           </w:tcPr>
           <w:p>
             <w:pPr>
-              <w:spacing w:after="40" w:before="40"/>
+              <w:spacing w:before="40" w:after="40"/>
             </w:pPr>
-            <w:r/>
             <w:r>
               <w:rPr>
                 <w:rFonts w:ascii="Calibri" w:hAnsi="Calibri" w:eastAsia="宋体"/>
                 <w:b w:val="0"/>
                 <w:i w:val="0"/>
                 <w:color w:val="1A1A2E"/>
-                <w:sz w:val="19"/>
+                <w:sz w:val="18"/>
               </w:rPr>
               <w:t>是否启用 PG</w:t>
             </w:r>
@@ -3165,20 +3140,19 @@
         </w:tc>
         <w:tc>
           <w:tcPr>
-            <w:tcW w:type="dxa" w:w="3173"/>
+            <w:tcW w:type="dxa" w:w="2880"/>
           </w:tcPr>
           <w:p>
             <w:pPr>
-              <w:spacing w:after="40" w:before="40"/>
+              <w:spacing w:before="40" w:after="40"/>
             </w:pPr>
-            <w:r/>
             <w:r>
               <w:rPr>
                 <w:rFonts w:ascii="Consolas" w:hAnsi="Consolas" w:eastAsia="Consolas"/>
                 <w:b w:val="0"/>
                 <w:i w:val="0"/>
-                <w:color w:val="C53AE8"/>
-                <w:sz w:val="18"/>
+                <w:color w:val="1A1A2E"/>
+                <w:sz w:val="17"/>
               </w:rPr>
               <w:t>false</w:t>
             </w:r>
@@ -3188,21 +3162,19 @@
       <w:tr>
         <w:tc>
           <w:tcPr>
-            <w:tcW w:type="dxa" w:w="3173"/>
-            <w:shd w:val="clear" w:color="auto" w:fill="F4F2FA"/>
+            <w:tcW w:type="dxa" w:w="2880"/>
           </w:tcPr>
           <w:p>
             <w:pPr>
-              <w:spacing w:after="40" w:before="40"/>
+              <w:spacing w:before="40" w:after="40"/>
             </w:pPr>
-            <w:r/>
             <w:r>
               <w:rPr>
                 <w:rFonts w:ascii="Consolas" w:hAnsi="Consolas" w:eastAsia="Consolas"/>
                 <w:b w:val="0"/>
                 <w:i w:val="0"/>
-                <w:color w:val="C53AE8"/>
-                <w:sz w:val="18"/>
+                <w:color w:val="1A1A2E"/>
+                <w:sz w:val="17"/>
               </w:rPr>
               <w:t>redis.enabled</w:t>
             </w:r>
@@ -3210,21 +3182,19 @@
         </w:tc>
         <w:tc>
           <w:tcPr>
-            <w:tcW w:type="dxa" w:w="3173"/>
-            <w:shd w:val="clear" w:color="auto" w:fill="F4F2FA"/>
+            <w:tcW w:type="dxa" w:w="2880"/>
           </w:tcPr>
           <w:p>
             <w:pPr>
-              <w:spacing w:after="40" w:before="40"/>
+              <w:spacing w:before="40" w:after="40"/>
             </w:pPr>
-            <w:r/>
             <w:r>
               <w:rPr>
                 <w:rFonts w:ascii="Calibri" w:hAnsi="Calibri" w:eastAsia="宋体"/>
                 <w:b w:val="0"/>
                 <w:i w:val="0"/>
                 <w:color w:val="1A1A2E"/>
-                <w:sz w:val="19"/>
+                <w:sz w:val="18"/>
               </w:rPr>
               <w:t>是否启用 Redis</w:t>
             </w:r>
@@ -3232,21 +3202,19 @@
         </w:tc>
         <w:tc>
           <w:tcPr>
-            <w:tcW w:type="dxa" w:w="3173"/>
-            <w:shd w:val="clear" w:color="auto" w:fill="F4F2FA"/>
+            <w:tcW w:type="dxa" w:w="2880"/>
           </w:tcPr>
           <w:p>
             <w:pPr>
-              <w:spacing w:after="40" w:before="40"/>
+              <w:spacing w:before="40" w:after="40"/>
             </w:pPr>
-            <w:r/>
             <w:r>
               <w:rPr>
                 <w:rFonts w:ascii="Consolas" w:hAnsi="Consolas" w:eastAsia="Consolas"/>
                 <w:b w:val="0"/>
                 <w:i w:val="0"/>
-                <w:color w:val="C53AE8"/>
-                <w:sz w:val="18"/>
+                <w:color w:val="1A1A2E"/>
+                <w:sz w:val="17"/>
               </w:rPr>
               <w:t>false</w:t>
             </w:r>
@@ -3256,20 +3224,19 @@
       <w:tr>
         <w:tc>
           <w:tcPr>
-            <w:tcW w:type="dxa" w:w="3173"/>
+            <w:tcW w:type="dxa" w:w="2880"/>
           </w:tcPr>
           <w:p>
             <w:pPr>
-              <w:spacing w:after="40" w:before="40"/>
+              <w:spacing w:before="40" w:after="40"/>
             </w:pPr>
-            <w:r/>
             <w:r>
               <w:rPr>
                 <w:rFonts w:ascii="Consolas" w:hAnsi="Consolas" w:eastAsia="Consolas"/>
                 <w:b w:val="0"/>
                 <w:i w:val="0"/>
-                <w:color w:val="C53AE8"/>
-                <w:sz w:val="18"/>
+                <w:color w:val="1A1A2E"/>
+                <w:sz w:val="17"/>
               </w:rPr>
               <w:t>embedding.mode</w:t>
             </w:r>
@@ -3277,20 +3244,19 @@
         </w:tc>
         <w:tc>
           <w:tcPr>
-            <w:tcW w:type="dxa" w:w="3173"/>
+            <w:tcW w:type="dxa" w:w="2880"/>
           </w:tcPr>
           <w:p>
             <w:pPr>
-              <w:spacing w:after="40" w:before="40"/>
+              <w:spacing w:before="40" w:after="40"/>
             </w:pPr>
-            <w:r/>
             <w:r>
               <w:rPr>
                 <w:rFonts w:ascii="Calibri" w:hAnsi="Calibri" w:eastAsia="宋体"/>
                 <w:b w:val="0"/>
                 <w:i w:val="0"/>
                 <w:color w:val="1A1A2E"/>
-                <w:sz w:val="19"/>
+                <w:sz w:val="18"/>
               </w:rPr>
               <w:t>Embedding 模式</w:t>
             </w:r>
@@ -3298,20 +3264,19 @@
         </w:tc>
         <w:tc>
           <w:tcPr>
-            <w:tcW w:type="dxa" w:w="3173"/>
+            <w:tcW w:type="dxa" w:w="2880"/>
           </w:tcPr>
           <w:p>
             <w:pPr>
-              <w:spacing w:after="40" w:before="40"/>
+              <w:spacing w:before="40" w:after="40"/>
             </w:pPr>
-            <w:r/>
             <w:r>
               <w:rPr>
                 <w:rFonts w:ascii="Consolas" w:hAnsi="Consolas" w:eastAsia="Consolas"/>
                 <w:b w:val="0"/>
                 <w:i w:val="0"/>
-                <w:color w:val="C53AE8"/>
-                <w:sz w:val="18"/>
+                <w:color w:val="1A1A2E"/>
+                <w:sz w:val="17"/>
               </w:rPr>
               <w:t>"local"</w:t>
             </w:r>
@@ -3321,7 +3286,7 @@
                 <w:b w:val="0"/>
                 <w:i w:val="0"/>
                 <w:color w:val="1A1A2E"/>
-                <w:sz w:val="19"/>
+                <w:sz w:val="18"/>
               </w:rPr>
               <w:t>（E5-base-v2 本地推理）</w:t>
             </w:r>
@@ -3329,22 +3294,24 @@
         </w:tc>
       </w:tr>
     </w:tbl>
+    <w:p/>
     <w:p>
       <w:pPr>
-        <w:spacing w:after="40"/>
-      </w:pPr>
-    </w:p>
-    <w:p>
-      <w:pPr>
-        <w:pStyle w:val="Heading3"/>
+        <w:pStyle w:val="Heading2"/>
       </w:pPr>
       <w:r>
+        <w:rPr>
+          <w:rFonts w:ascii="Calibri" w:hAnsi="Calibri" w:eastAsia="宋体"/>
+          <w:b/>
+          <w:color w:val="6C2BD9"/>
+          <w:sz w:val="24"/>
+        </w:rPr>
         <w:t>环境变量覆盖</w:t>
       </w:r>
     </w:p>
     <w:p>
       <w:pPr>
-        <w:spacing w:after="100" w:line="336" w:lineRule="auto"/>
+        <w:spacing w:before="80" w:after="80" w:line="276" w:lineRule="auto"/>
       </w:pPr>
       <w:r>
         <w:rPr>
@@ -3379,7 +3346,7 @@
           <w:rFonts w:ascii="Consolas" w:hAnsi="Consolas" w:eastAsia="Consolas"/>
           <w:b w:val="0"/>
           <w:i w:val="0"/>
-          <w:color w:val="2D2D3A"/>
+          <w:color w:val="1A1A2E"/>
           <w:sz w:val="18"/>
         </w:rPr>
         <w:t>export DEEPSEEK_API_KEY="sk-xxx"    # DeepSeek Key</w:t>
@@ -3390,7 +3357,7 @@
           <w:rFonts w:ascii="Consolas" w:hAnsi="Consolas" w:eastAsia="Consolas"/>
           <w:b w:val="0"/>
           <w:i w:val="0"/>
-          <w:color w:val="2D2D3A"/>
+          <w:color w:val="1A1A2E"/>
           <w:sz w:val="18"/>
         </w:rPr>
         <w:t>export XF_APP_ID="xxx"              # 讯飞 App ID</w:t>
@@ -3401,7 +3368,7 @@
           <w:rFonts w:ascii="Consolas" w:hAnsi="Consolas" w:eastAsia="Consolas"/>
           <w:b w:val="0"/>
           <w:i w:val="0"/>
-          <w:color w:val="2D2D3A"/>
+          <w:color w:val="1A1A2E"/>
           <w:sz w:val="18"/>
         </w:rPr>
         <w:t>export XF_API_KEY="xxx"             # 讯飞 API Key</w:t>
@@ -3412,10 +3379,11 @@
           <w:rFonts w:ascii="Consolas" w:hAnsi="Consolas" w:eastAsia="Consolas"/>
           <w:b w:val="0"/>
           <w:i w:val="0"/>
-          <w:color w:val="2D2D3A"/>
+          <w:color w:val="1A1A2E"/>
           <w:sz w:val="18"/>
         </w:rPr>
         <w:t>export MILVUS_HOST="localhost"       # Milvus 地址</w:t>
+        <w:br/>
       </w:r>
     </w:p>
     <w:p>
@@ -3426,7 +3394,6 @@
         <w:rPr>
           <w:rFonts w:ascii="Calibri" w:hAnsi="Calibri" w:eastAsia="宋体"/>
           <w:b w:val="0"/>
-          <w:i w:val="0"/>
           <w:color w:val="999999"/>
           <w:sz w:val="18"/>
         </w:rPr>
@@ -3435,35 +3402,37 @@
     </w:p>
     <w:p>
       <w:pPr>
-        <w:pStyle w:val="Heading2"/>
+        <w:pStyle w:val="Heading1"/>
       </w:pPr>
       <w:r>
+        <w:rPr>
+          <w:rFonts w:ascii="Calibri" w:hAnsi="Calibri" w:eastAsia="宋体"/>
+          <w:b/>
+          <w:color w:val="6C2BD9"/>
+          <w:sz w:val="28"/>
+        </w:rPr>
         <w:t>六、回滚方案</w:t>
       </w:r>
     </w:p>
     <w:p>
       <w:pPr>
-        <w:pStyle w:val="Heading3"/>
+        <w:pStyle w:val="Heading2"/>
       </w:pPr>
       <w:r>
+        <w:rPr>
+          <w:rFonts w:ascii="Calibri" w:hAnsi="Calibri" w:eastAsia="宋体"/>
+          <w:b/>
+          <w:color w:val="6C2BD9"/>
+          <w:sz w:val="24"/>
+        </w:rPr>
         <w:t>版本回滚</w:t>
       </w:r>
     </w:p>
     <w:p>
       <w:pPr>
-        <w:spacing w:after="40" w:line="312" w:lineRule="auto"/>
+        <w:spacing w:before="40" w:after="40" w:line="276" w:lineRule="auto"/>
         <w:ind w:left="454"/>
       </w:pPr>
-      <w:r>
-        <w:rPr>
-          <w:rFonts w:ascii="Calibri" w:hAnsi="Calibri" w:eastAsia="宋体"/>
-          <w:b/>
-          <w:i w:val="0"/>
-          <w:color w:val="6C2BD9"/>
-          <w:sz w:val="21"/>
-        </w:rPr>
-        <w:t xml:space="preserve">1. </w:t>
-      </w:r>
       <w:r>
         <w:rPr>
           <w:rFonts w:ascii="Calibri" w:hAnsi="Calibri" w:eastAsia="宋体"/>
@@ -3472,14 +3441,14 @@
           <w:color w:val="1A1A2E"/>
           <w:sz w:val="21"/>
         </w:rPr>
-        <w:t>Git 回滚：</w:t>
+        <w:t>1. Git 回滚：</w:t>
       </w:r>
       <w:r>
         <w:rPr>
           <w:rFonts w:ascii="Consolas" w:hAnsi="Consolas" w:eastAsia="Consolas"/>
           <w:b w:val="0"/>
           <w:i w:val="0"/>
-          <w:color w:val="C53AE8"/>
+          <w:color w:val="1A1A2E"/>
           <w:sz w:val="20"/>
         </w:rPr>
         <w:t>git checkout &lt;上一个稳定版本的commit&gt;</w:t>
@@ -3487,19 +3456,9 @@
     </w:p>
     <w:p>
       <w:pPr>
-        <w:spacing w:after="40" w:line="312" w:lineRule="auto"/>
+        <w:spacing w:before="40" w:after="40" w:line="276" w:lineRule="auto"/>
         <w:ind w:left="454"/>
       </w:pPr>
-      <w:r>
-        <w:rPr>
-          <w:rFonts w:ascii="Calibri" w:hAnsi="Calibri" w:eastAsia="宋体"/>
-          <w:b/>
-          <w:i w:val="0"/>
-          <w:color w:val="6C2BD9"/>
-          <w:sz w:val="21"/>
-        </w:rPr>
-        <w:t xml:space="preserve">2. </w:t>
-      </w:r>
       <w:r>
         <w:rPr>
           <w:rFonts w:ascii="Calibri" w:hAnsi="Calibri" w:eastAsia="宋体"/>
@@ -3508,32 +3467,28 @@
           <w:color w:val="1A1A2E"/>
           <w:sz w:val="21"/>
         </w:rPr>
-        <w:t>重新启动服务即可</w:t>
+        <w:t>2. 重新启动服务即可</w:t>
       </w:r>
     </w:p>
     <w:p>
       <w:pPr>
-        <w:pStyle w:val="Heading3"/>
+        <w:pStyle w:val="Heading2"/>
       </w:pPr>
       <w:r>
+        <w:rPr>
+          <w:rFonts w:ascii="Calibri" w:hAnsi="Calibri" w:eastAsia="宋体"/>
+          <w:b/>
+          <w:color w:val="6C2BD9"/>
+          <w:sz w:val="24"/>
+        </w:rPr>
         <w:t>数据回滚</w:t>
       </w:r>
     </w:p>
     <w:p>
       <w:pPr>
-        <w:spacing w:after="40" w:line="312" w:lineRule="auto"/>
+        <w:spacing w:before="40" w:after="40" w:line="276" w:lineRule="auto"/>
         <w:ind w:left="454"/>
       </w:pPr>
-      <w:r>
-        <w:rPr>
-          <w:rFonts w:ascii="Calibri" w:hAnsi="Calibri" w:eastAsia="宋体"/>
-          <w:b/>
-          <w:i w:val="0"/>
-          <w:color w:val="6C2BD9"/>
-          <w:sz w:val="21"/>
-        </w:rPr>
-        <w:t xml:space="preserve">• </w:t>
-      </w:r>
       <w:r>
         <w:rPr>
           <w:rFonts w:ascii="Calibri" w:hAnsi="Calibri" w:eastAsia="宋体"/>
@@ -3542,14 +3497,14 @@
           <w:color w:val="1A1A2E"/>
           <w:sz w:val="21"/>
         </w:rPr>
-        <w:t>InMemoryVectorStore：</w:t>
+        <w:t>• InMemoryVectorStore：</w:t>
       </w:r>
       <w:r>
         <w:rPr>
           <w:rFonts w:ascii="Consolas" w:hAnsi="Consolas" w:eastAsia="Consolas"/>
           <w:b w:val="0"/>
           <w:i w:val="0"/>
-          <w:color w:val="C53AE8"/>
+          <w:color w:val="1A1A2E"/>
           <w:sz w:val="20"/>
         </w:rPr>
         <w:t>vectordb_data/netlearn_kb.json</w:t>
@@ -3567,19 +3522,9 @@
     </w:p>
     <w:p>
       <w:pPr>
-        <w:spacing w:after="40" w:line="312" w:lineRule="auto"/>
+        <w:spacing w:before="40" w:after="40" w:line="276" w:lineRule="auto"/>
         <w:ind w:left="454"/>
       </w:pPr>
-      <w:r>
-        <w:rPr>
-          <w:rFonts w:ascii="Calibri" w:hAnsi="Calibri" w:eastAsia="宋体"/>
-          <w:b/>
-          <w:i w:val="0"/>
-          <w:color w:val="6C2BD9"/>
-          <w:sz w:val="21"/>
-        </w:rPr>
-        <w:t xml:space="preserve">• </w:t>
-      </w:r>
       <w:r>
         <w:rPr>
           <w:rFonts w:ascii="Calibri" w:hAnsi="Calibri" w:eastAsia="宋体"/>
@@ -3588,24 +3533,14 @@
           <w:color w:val="1A1A2E"/>
           <w:sz w:val="21"/>
         </w:rPr>
-        <w:t>PostgreSQL：若启用，需通过 pg_dump 备份</w:t>
+        <w:t>• PostgreSQL：若启用，需通过 pg_dump 备份</w:t>
       </w:r>
     </w:p>
     <w:p>
       <w:pPr>
-        <w:spacing w:after="40" w:line="312" w:lineRule="auto"/>
+        <w:spacing w:before="40" w:after="40" w:line="276" w:lineRule="auto"/>
         <w:ind w:left="454"/>
       </w:pPr>
-      <w:r>
-        <w:rPr>
-          <w:rFonts w:ascii="Calibri" w:hAnsi="Calibri" w:eastAsia="宋体"/>
-          <w:b/>
-          <w:i w:val="0"/>
-          <w:color w:val="6C2BD9"/>
-          <w:sz w:val="21"/>
-        </w:rPr>
-        <w:t xml:space="preserve">• </w:t>
-      </w:r>
       <w:r>
         <w:rPr>
           <w:rFonts w:ascii="Calibri" w:hAnsi="Calibri" w:eastAsia="宋体"/>
@@ -3614,28 +3549,34 @@
           <w:color w:val="1A1A2E"/>
           <w:sz w:val="21"/>
         </w:rPr>
-        <w:t>Redis：缓存数据，丢失不影响核心功能</w:t>
+        <w:t>• Redis：缓存数据，丢失不影响核心功能</w:t>
       </w:r>
     </w:p>
     <w:p>
       <w:pPr>
-        <w:pStyle w:val="Heading3"/>
+        <w:pStyle w:val="Heading2"/>
       </w:pPr>
       <w:r>
+        <w:rPr>
+          <w:rFonts w:ascii="Calibri" w:hAnsi="Calibri" w:eastAsia="宋体"/>
+          <w:b/>
+          <w:color w:val="6C2BD9"/>
+          <w:sz w:val="24"/>
+        </w:rPr>
         <w:t>配置回滚</w:t>
       </w:r>
     </w:p>
     <w:p>
       <w:pPr>
-        <w:spacing w:after="40" w:line="312" w:lineRule="auto"/>
+        <w:spacing w:before="40" w:after="40" w:line="276" w:lineRule="auto"/>
         <w:ind w:left="454"/>
       </w:pPr>
       <w:r>
         <w:rPr>
           <w:rFonts w:ascii="Calibri" w:hAnsi="Calibri" w:eastAsia="宋体"/>
-          <w:b/>
+          <w:b w:val="0"/>
           <w:i w:val="0"/>
-          <w:color w:val="6C2BD9"/>
+          <w:color w:val="1A1A2E"/>
           <w:sz w:val="21"/>
         </w:rPr>
         <w:t xml:space="preserve">• </w:t>
@@ -3645,7 +3586,7 @@
           <w:rFonts w:ascii="Consolas" w:hAnsi="Consolas" w:eastAsia="Consolas"/>
           <w:b w:val="0"/>
           <w:i w:val="0"/>
-          <w:color w:val="C53AE8"/>
+          <w:color w:val="1A1A2E"/>
           <w:sz w:val="20"/>
         </w:rPr>
         <w:t>config.json.bak</w:t>
@@ -3669,7 +3610,6 @@
         <w:rPr>
           <w:rFonts w:ascii="Calibri" w:hAnsi="Calibri" w:eastAsia="宋体"/>
           <w:b w:val="0"/>
-          <w:i w:val="0"/>
           <w:color w:val="999999"/>
           <w:sz w:val="18"/>
         </w:rPr>
@@ -3678,9 +3618,15 @@
     </w:p>
     <w:p>
       <w:pPr>
-        <w:pStyle w:val="Heading2"/>
+        <w:pStyle w:val="Heading1"/>
       </w:pPr>
       <w:r>
+        <w:rPr>
+          <w:rFonts w:ascii="Calibri" w:hAnsi="Calibri" w:eastAsia="宋体"/>
+          <w:b/>
+          <w:color w:val="6C2BD9"/>
+          <w:sz w:val="28"/>
+        </w:rPr>
         <w:t>七、交付包清单</w:t>
       </w:r>
     </w:p>
@@ -3692,32 +3638,26 @@
         <w:tblLook w:firstColumn="1" w:firstRow="1" w:lastColumn="0" w:lastRow="0" w:noHBand="0" w:noVBand="1" w:val="04A0"/>
       </w:tblPr>
       <w:tblGrid>
-        <w:gridCol w:w="3173"/>
-        <w:gridCol w:w="3173"/>
-        <w:gridCol w:w="3173"/>
+        <w:gridCol w:w="2880"/>
+        <w:gridCol w:w="2880"/>
+        <w:gridCol w:w="2880"/>
       </w:tblGrid>
       <w:tr>
         <w:tc>
           <w:tcPr>
-            <w:tcW w:type="dxa" w:w="3173"/>
-            <w:shd w:val="clear" w:color="auto" w:fill="6C2BD9"/>
+            <w:tcW w:type="dxa" w:w="2880"/>
           </w:tcPr>
           <w:p>
             <w:pPr>
-              <w:spacing w:after="40" w:before="40"/>
+              <w:spacing w:before="40" w:after="40"/>
             </w:pPr>
-            <w:r>
-              <w:rPr>
-                <w:b/>
-              </w:rPr>
-            </w:r>
             <w:r>
               <w:rPr>
                 <w:rFonts w:ascii="Calibri" w:hAnsi="Calibri" w:eastAsia="宋体"/>
                 <w:b/>
                 <w:i w:val="0"/>
-                <w:color w:val="FFFFFF"/>
-                <w:sz w:val="20"/>
+                <w:color w:val="1A1A2E"/>
+                <w:sz w:val="18"/>
               </w:rPr>
               <w:t>文件/目录</w:t>
             </w:r>
@@ -3725,25 +3665,19 @@
         </w:tc>
         <w:tc>
           <w:tcPr>
-            <w:tcW w:type="dxa" w:w="3173"/>
-            <w:shd w:val="clear" w:color="auto" w:fill="6C2BD9"/>
+            <w:tcW w:type="dxa" w:w="2880"/>
           </w:tcPr>
           <w:p>
             <w:pPr>
-              <w:spacing w:after="40" w:before="40"/>
+              <w:spacing w:before="40" w:after="40"/>
             </w:pPr>
-            <w:r>
-              <w:rPr>
-                <w:b/>
-              </w:rPr>
-            </w:r>
             <w:r>
               <w:rPr>
                 <w:rFonts w:ascii="Calibri" w:hAnsi="Calibri" w:eastAsia="宋体"/>
                 <w:b/>
                 <w:i w:val="0"/>
-                <w:color w:val="FFFFFF"/>
-                <w:sz w:val="20"/>
+                <w:color w:val="1A1A2E"/>
+                <w:sz w:val="18"/>
               </w:rPr>
               <w:t>状态</w:t>
             </w:r>
@@ -3751,25 +3685,19 @@
         </w:tc>
         <w:tc>
           <w:tcPr>
-            <w:tcW w:type="dxa" w:w="3173"/>
-            <w:shd w:val="clear" w:color="auto" w:fill="6C2BD9"/>
+            <w:tcW w:type="dxa" w:w="2880"/>
           </w:tcPr>
           <w:p>
             <w:pPr>
-              <w:spacing w:after="40" w:before="40"/>
+              <w:spacing w:before="40" w:after="40"/>
             </w:pPr>
-            <w:r>
-              <w:rPr>
-                <w:b/>
-              </w:rPr>
-            </w:r>
             <w:r>
               <w:rPr>
                 <w:rFonts w:ascii="Calibri" w:hAnsi="Calibri" w:eastAsia="宋体"/>
                 <w:b/>
                 <w:i w:val="0"/>
-                <w:color w:val="FFFFFF"/>
-                <w:sz w:val="20"/>
+                <w:color w:val="1A1A2E"/>
+                <w:sz w:val="18"/>
               </w:rPr>
               <w:t>说明</w:t>
             </w:r>
@@ -3779,20 +3707,19 @@
       <w:tr>
         <w:tc>
           <w:tcPr>
-            <w:tcW w:type="dxa" w:w="3173"/>
+            <w:tcW w:type="dxa" w:w="2880"/>
           </w:tcPr>
           <w:p>
             <w:pPr>
-              <w:spacing w:after="40" w:before="40"/>
+              <w:spacing w:before="40" w:after="40"/>
             </w:pPr>
-            <w:r/>
             <w:r>
               <w:rPr>
                 <w:rFonts w:ascii="Consolas" w:hAnsi="Consolas" w:eastAsia="Consolas"/>
                 <w:b w:val="0"/>
                 <w:i w:val="0"/>
-                <w:color w:val="C53AE8"/>
-                <w:sz w:val="18"/>
+                <w:color w:val="1A1A2E"/>
+                <w:sz w:val="17"/>
               </w:rPr>
               <w:t>start.bat</w:t>
             </w:r>
@@ -3800,20 +3727,19 @@
         </w:tc>
         <w:tc>
           <w:tcPr>
-            <w:tcW w:type="dxa" w:w="3173"/>
+            <w:tcW w:type="dxa" w:w="2880"/>
           </w:tcPr>
           <w:p>
             <w:pPr>
-              <w:spacing w:after="40" w:before="40"/>
+              <w:spacing w:before="40" w:after="40"/>
             </w:pPr>
-            <w:r/>
             <w:r>
               <w:rPr>
                 <w:rFonts w:ascii="Calibri" w:hAnsi="Calibri" w:eastAsia="宋体"/>
                 <w:b w:val="0"/>
                 <w:i w:val="0"/>
                 <w:color w:val="1A1A2E"/>
-                <w:sz w:val="19"/>
+                <w:sz w:val="18"/>
               </w:rPr>
               <w:t>✅ 已创建</w:t>
             </w:r>
@@ -3821,20 +3747,19 @@
         </w:tc>
         <w:tc>
           <w:tcPr>
-            <w:tcW w:type="dxa" w:w="3173"/>
+            <w:tcW w:type="dxa" w:w="2880"/>
           </w:tcPr>
           <w:p>
             <w:pPr>
-              <w:spacing w:after="40" w:before="40"/>
+              <w:spacing w:before="40" w:after="40"/>
             </w:pPr>
-            <w:r/>
             <w:r>
               <w:rPr>
                 <w:rFonts w:ascii="Calibri" w:hAnsi="Calibri" w:eastAsia="宋体"/>
                 <w:b w:val="0"/>
                 <w:i w:val="0"/>
                 <w:color w:val="1A1A2E"/>
-                <w:sz w:val="19"/>
+                <w:sz w:val="18"/>
               </w:rPr>
               <w:t>Windows 一键启动脚本</w:t>
             </w:r>
@@ -3844,21 +3769,19 @@
       <w:tr>
         <w:tc>
           <w:tcPr>
-            <w:tcW w:type="dxa" w:w="3173"/>
-            <w:shd w:val="clear" w:color="auto" w:fill="F4F2FA"/>
+            <w:tcW w:type="dxa" w:w="2880"/>
           </w:tcPr>
           <w:p>
             <w:pPr>
-              <w:spacing w:after="40" w:before="40"/>
+              <w:spacing w:before="40" w:after="40"/>
             </w:pPr>
-            <w:r/>
             <w:r>
               <w:rPr>
                 <w:rFonts w:ascii="Consolas" w:hAnsi="Consolas" w:eastAsia="Consolas"/>
                 <w:b w:val="0"/>
                 <w:i w:val="0"/>
-                <w:color w:val="C53AE8"/>
-                <w:sz w:val="18"/>
+                <w:color w:val="1A1A2E"/>
+                <w:sz w:val="17"/>
               </w:rPr>
               <w:t>start.sh</w:t>
             </w:r>
@@ -3866,21 +3789,19 @@
         </w:tc>
         <w:tc>
           <w:tcPr>
-            <w:tcW w:type="dxa" w:w="3173"/>
-            <w:shd w:val="clear" w:color="auto" w:fill="F4F2FA"/>
+            <w:tcW w:type="dxa" w:w="2880"/>
           </w:tcPr>
           <w:p>
             <w:pPr>
-              <w:spacing w:after="40" w:before="40"/>
+              <w:spacing w:before="40" w:after="40"/>
             </w:pPr>
-            <w:r/>
             <w:r>
               <w:rPr>
                 <w:rFonts w:ascii="Calibri" w:hAnsi="Calibri" w:eastAsia="宋体"/>
                 <w:b w:val="0"/>
                 <w:i w:val="0"/>
                 <w:color w:val="1A1A2E"/>
-                <w:sz w:val="19"/>
+                <w:sz w:val="18"/>
               </w:rPr>
               <w:t>✅ 已创建</w:t>
             </w:r>
@@ -3888,21 +3809,19 @@
         </w:tc>
         <w:tc>
           <w:tcPr>
-            <w:tcW w:type="dxa" w:w="3173"/>
-            <w:shd w:val="clear" w:color="auto" w:fill="F4F2FA"/>
+            <w:tcW w:type="dxa" w:w="2880"/>
           </w:tcPr>
           <w:p>
             <w:pPr>
-              <w:spacing w:after="40" w:before="40"/>
+              <w:spacing w:before="40" w:after="40"/>
             </w:pPr>
-            <w:r/>
             <w:r>
               <w:rPr>
                 <w:rFonts w:ascii="Calibri" w:hAnsi="Calibri" w:eastAsia="宋体"/>
                 <w:b w:val="0"/>
                 <w:i w:val="0"/>
                 <w:color w:val="1A1A2E"/>
-                <w:sz w:val="19"/>
+                <w:sz w:val="18"/>
               </w:rPr>
               <w:t>Linux/macOS 一键启动脚本</w:t>
             </w:r>
@@ -3912,20 +3831,19 @@
       <w:tr>
         <w:tc>
           <w:tcPr>
-            <w:tcW w:type="dxa" w:w="3173"/>
+            <w:tcW w:type="dxa" w:w="2880"/>
           </w:tcPr>
           <w:p>
             <w:pPr>
-              <w:spacing w:after="40" w:before="40"/>
+              <w:spacing w:before="40" w:after="40"/>
             </w:pPr>
-            <w:r/>
             <w:r>
               <w:rPr>
                 <w:rFonts w:ascii="Consolas" w:hAnsi="Consolas" w:eastAsia="Consolas"/>
                 <w:b w:val="0"/>
                 <w:i w:val="0"/>
-                <w:color w:val="C53AE8"/>
-                <w:sz w:val="18"/>
+                <w:color w:val="1A1A2E"/>
+                <w:sz w:val="17"/>
               </w:rPr>
               <w:t>dist/</w:t>
             </w:r>
@@ -3933,20 +3851,19 @@
         </w:tc>
         <w:tc>
           <w:tcPr>
-            <w:tcW w:type="dxa" w:w="3173"/>
+            <w:tcW w:type="dxa" w:w="2880"/>
           </w:tcPr>
           <w:p>
             <w:pPr>
-              <w:spacing w:after="40" w:before="40"/>
+              <w:spacing w:before="40" w:after="40"/>
             </w:pPr>
-            <w:r/>
             <w:r>
               <w:rPr>
                 <w:rFonts w:ascii="Calibri" w:hAnsi="Calibri" w:eastAsia="宋体"/>
                 <w:b w:val="0"/>
                 <w:i w:val="0"/>
                 <w:color w:val="1A1A2E"/>
-                <w:sz w:val="19"/>
+                <w:sz w:val="18"/>
               </w:rPr>
               <w:t>✅ 已构建</w:t>
             </w:r>
@@ -3954,20 +3871,19 @@
         </w:tc>
         <w:tc>
           <w:tcPr>
-            <w:tcW w:type="dxa" w:w="3173"/>
+            <w:tcW w:type="dxa" w:w="2880"/>
           </w:tcPr>
           <w:p>
             <w:pPr>
-              <w:spacing w:after="40" w:before="40"/>
+              <w:spacing w:before="40" w:after="40"/>
             </w:pPr>
-            <w:r/>
             <w:r>
               <w:rPr>
                 <w:rFonts w:ascii="Calibri" w:hAnsi="Calibri" w:eastAsia="宋体"/>
                 <w:b w:val="0"/>
                 <w:i w:val="0"/>
                 <w:color w:val="1A1A2E"/>
-                <w:sz w:val="19"/>
+                <w:sz w:val="18"/>
               </w:rPr>
               <w:t>前端构建产物（index.html + assets）</w:t>
             </w:r>
@@ -3977,21 +3893,19 @@
       <w:tr>
         <w:tc>
           <w:tcPr>
-            <w:tcW w:type="dxa" w:w="3173"/>
-            <w:shd w:val="clear" w:color="auto" w:fill="F4F2FA"/>
+            <w:tcW w:type="dxa" w:w="2880"/>
           </w:tcPr>
           <w:p>
             <w:pPr>
-              <w:spacing w:after="40" w:before="40"/>
+              <w:spacing w:before="40" w:after="40"/>
             </w:pPr>
-            <w:r/>
             <w:r>
               <w:rPr>
                 <w:rFonts w:ascii="Consolas" w:hAnsi="Consolas" w:eastAsia="Consolas"/>
                 <w:b w:val="0"/>
                 <w:i w:val="0"/>
-                <w:color w:val="C53AE8"/>
-                <w:sz w:val="18"/>
+                <w:color w:val="1A1A2E"/>
+                <w:sz w:val="17"/>
               </w:rPr>
               <w:t>py-server/.venv/</w:t>
             </w:r>
@@ -3999,21 +3913,19 @@
         </w:tc>
         <w:tc>
           <w:tcPr>
-            <w:tcW w:type="dxa" w:w="3173"/>
-            <w:shd w:val="clear" w:color="auto" w:fill="F4F2FA"/>
+            <w:tcW w:type="dxa" w:w="2880"/>
           </w:tcPr>
           <w:p>
             <w:pPr>
-              <w:spacing w:after="40" w:before="40"/>
+              <w:spacing w:before="40" w:after="40"/>
             </w:pPr>
-            <w:r/>
             <w:r>
               <w:rPr>
                 <w:rFonts w:ascii="Calibri" w:hAnsi="Calibri" w:eastAsia="宋体"/>
                 <w:b w:val="0"/>
                 <w:i w:val="0"/>
                 <w:color w:val="1A1A2E"/>
-                <w:sz w:val="19"/>
+                <w:sz w:val="18"/>
               </w:rPr>
               <w:t>✅ 已就绪</w:t>
             </w:r>
@@ -4021,21 +3933,19 @@
         </w:tc>
         <w:tc>
           <w:tcPr>
-            <w:tcW w:type="dxa" w:w="3173"/>
-            <w:shd w:val="clear" w:color="auto" w:fill="F4F2FA"/>
+            <w:tcW w:type="dxa" w:w="2880"/>
           </w:tcPr>
           <w:p>
             <w:pPr>
-              <w:spacing w:after="40" w:before="40"/>
+              <w:spacing w:before="40" w:after="40"/>
             </w:pPr>
-            <w:r/>
             <w:r>
               <w:rPr>
                 <w:rFonts w:ascii="Calibri" w:hAnsi="Calibri" w:eastAsia="宋体"/>
                 <w:b w:val="0"/>
                 <w:i w:val="0"/>
                 <w:color w:val="1A1A2E"/>
-                <w:sz w:val="19"/>
+                <w:sz w:val="18"/>
               </w:rPr>
               <w:t>Python 虚拟环境（所有依赖已安装）</w:t>
             </w:r>
@@ -4045,20 +3955,19 @@
       <w:tr>
         <w:tc>
           <w:tcPr>
-            <w:tcW w:type="dxa" w:w="3173"/>
+            <w:tcW w:type="dxa" w:w="2880"/>
           </w:tcPr>
           <w:p>
             <w:pPr>
-              <w:spacing w:after="40" w:before="40"/>
+              <w:spacing w:before="40" w:after="40"/>
             </w:pPr>
-            <w:r/>
             <w:r>
               <w:rPr>
                 <w:rFonts w:ascii="Consolas" w:hAnsi="Consolas" w:eastAsia="Consolas"/>
                 <w:b w:val="0"/>
                 <w:i w:val="0"/>
-                <w:color w:val="C53AE8"/>
-                <w:sz w:val="18"/>
+                <w:color w:val="1A1A2E"/>
+                <w:sz w:val="17"/>
               </w:rPr>
               <w:t>py-server/config.json</w:t>
             </w:r>
@@ -4066,20 +3975,19 @@
         </w:tc>
         <w:tc>
           <w:tcPr>
-            <w:tcW w:type="dxa" w:w="3173"/>
+            <w:tcW w:type="dxa" w:w="2880"/>
           </w:tcPr>
           <w:p>
             <w:pPr>
-              <w:spacing w:after="40" w:before="40"/>
+              <w:spacing w:before="40" w:after="40"/>
             </w:pPr>
-            <w:r/>
             <w:r>
               <w:rPr>
                 <w:rFonts w:ascii="Calibri" w:hAnsi="Calibri" w:eastAsia="宋体"/>
                 <w:b w:val="0"/>
                 <w:i w:val="0"/>
                 <w:color w:val="1A1A2E"/>
-                <w:sz w:val="19"/>
+                <w:sz w:val="18"/>
               </w:rPr>
               <w:t>⚠️ 需填写 Key</w:t>
             </w:r>
@@ -4087,20 +3995,19 @@
         </w:tc>
         <w:tc>
           <w:tcPr>
-            <w:tcW w:type="dxa" w:w="3173"/>
+            <w:tcW w:type="dxa" w:w="2880"/>
           </w:tcPr>
           <w:p>
             <w:pPr>
-              <w:spacing w:after="40" w:before="40"/>
+              <w:spacing w:before="40" w:after="40"/>
             </w:pPr>
-            <w:r/>
             <w:r>
               <w:rPr>
                 <w:rFonts w:ascii="Calibri" w:hAnsi="Calibri" w:eastAsia="宋体"/>
                 <w:b w:val="0"/>
                 <w:i w:val="0"/>
                 <w:color w:val="1A1A2E"/>
-                <w:sz w:val="19"/>
+                <w:sz w:val="18"/>
               </w:rPr>
               <w:t>LLM API Key 待配置</w:t>
             </w:r>
@@ -4110,21 +4017,19 @@
       <w:tr>
         <w:tc>
           <w:tcPr>
-            <w:tcW w:type="dxa" w:w="3173"/>
-            <w:shd w:val="clear" w:color="auto" w:fill="F4F2FA"/>
+            <w:tcW w:type="dxa" w:w="2880"/>
           </w:tcPr>
           <w:p>
             <w:pPr>
-              <w:spacing w:after="40" w:before="40"/>
+              <w:spacing w:before="40" w:after="40"/>
             </w:pPr>
-            <w:r/>
             <w:r>
               <w:rPr>
                 <w:rFonts w:ascii="Consolas" w:hAnsi="Consolas" w:eastAsia="Consolas"/>
                 <w:b w:val="0"/>
                 <w:i w:val="0"/>
-                <w:color w:val="C53AE8"/>
-                <w:sz w:val="18"/>
+                <w:color w:val="1A1A2E"/>
+                <w:sz w:val="17"/>
               </w:rPr>
               <w:t>02_配套文档/开发说明书.md</w:t>
             </w:r>
@@ -4132,21 +4037,19 @@
         </w:tc>
         <w:tc>
           <w:tcPr>
-            <w:tcW w:type="dxa" w:w="3173"/>
-            <w:shd w:val="clear" w:color="auto" w:fill="F4F2FA"/>
+            <w:tcW w:type="dxa" w:w="2880"/>
           </w:tcPr>
           <w:p>
             <w:pPr>
-              <w:spacing w:after="40" w:before="40"/>
+              <w:spacing w:before="40" w:after="40"/>
             </w:pPr>
-            <w:r/>
             <w:r>
               <w:rPr>
                 <w:rFonts w:ascii="Calibri" w:hAnsi="Calibri" w:eastAsia="宋体"/>
                 <w:b w:val="0"/>
                 <w:i w:val="0"/>
                 <w:color w:val="1A1A2E"/>
-                <w:sz w:val="19"/>
+                <w:sz w:val="18"/>
               </w:rPr>
               <w:t>✅ 已存在</w:t>
             </w:r>
@@ -4154,21 +4057,19 @@
         </w:tc>
         <w:tc>
           <w:tcPr>
-            <w:tcW w:type="dxa" w:w="3173"/>
-            <w:shd w:val="clear" w:color="auto" w:fill="F4F2FA"/>
+            <w:tcW w:type="dxa" w:w="2880"/>
           </w:tcPr>
           <w:p>
             <w:pPr>
-              <w:spacing w:after="40" w:before="40"/>
+              <w:spacing w:before="40" w:after="40"/>
             </w:pPr>
-            <w:r/>
             <w:r>
               <w:rPr>
                 <w:rFonts w:ascii="Calibri" w:hAnsi="Calibri" w:eastAsia="宋体"/>
                 <w:b w:val="0"/>
                 <w:i w:val="0"/>
                 <w:color w:val="1A1A2E"/>
-                <w:sz w:val="19"/>
+                <w:sz w:val="18"/>
               </w:rPr>
               <w:t>开发文档（v2.0）</w:t>
             </w:r>
@@ -4178,20 +4079,19 @@
       <w:tr>
         <w:tc>
           <w:tcPr>
-            <w:tcW w:type="dxa" w:w="3173"/>
+            <w:tcW w:type="dxa" w:w="2880"/>
           </w:tcPr>
           <w:p>
             <w:pPr>
-              <w:spacing w:after="40" w:before="40"/>
+              <w:spacing w:before="40" w:after="40"/>
             </w:pPr>
-            <w:r/>
             <w:r>
               <w:rPr>
                 <w:rFonts w:ascii="Consolas" w:hAnsi="Consolas" w:eastAsia="Consolas"/>
                 <w:b w:val="0"/>
                 <w:i w:val="0"/>
-                <w:color w:val="C53AE8"/>
-                <w:sz w:val="18"/>
+                <w:color w:val="1A1A2E"/>
+                <w:sz w:val="17"/>
               </w:rPr>
               <w:t>02_配套文档/测试说明书.md</w:t>
             </w:r>
@@ -4199,20 +4099,19 @@
         </w:tc>
         <w:tc>
           <w:tcPr>
-            <w:tcW w:type="dxa" w:w="3173"/>
+            <w:tcW w:type="dxa" w:w="2880"/>
           </w:tcPr>
           <w:p>
             <w:pPr>
-              <w:spacing w:after="40" w:before="40"/>
+              <w:spacing w:before="40" w:after="40"/>
             </w:pPr>
-            <w:r/>
             <w:r>
               <w:rPr>
                 <w:rFonts w:ascii="Calibri" w:hAnsi="Calibri" w:eastAsia="宋体"/>
                 <w:b w:val="0"/>
                 <w:i w:val="0"/>
                 <w:color w:val="1A1A2E"/>
-                <w:sz w:val="19"/>
+                <w:sz w:val="18"/>
               </w:rPr>
               <w:t>✅ 已存在</w:t>
             </w:r>
@@ -4220,20 +4119,19 @@
         </w:tc>
         <w:tc>
           <w:tcPr>
-            <w:tcW w:type="dxa" w:w="3173"/>
+            <w:tcW w:type="dxa" w:w="2880"/>
           </w:tcPr>
           <w:p>
             <w:pPr>
-              <w:spacing w:after="40" w:before="40"/>
+              <w:spacing w:before="40" w:after="40"/>
             </w:pPr>
-            <w:r/>
             <w:r>
               <w:rPr>
                 <w:rFonts w:ascii="Calibri" w:hAnsi="Calibri" w:eastAsia="宋体"/>
                 <w:b w:val="0"/>
                 <w:i w:val="0"/>
                 <w:color w:val="1A1A2E"/>
-                <w:sz w:val="19"/>
+                <w:sz w:val="18"/>
               </w:rPr>
               <w:t>测试文档（v2.0）</w:t>
             </w:r>
@@ -4243,21 +4141,19 @@
       <w:tr>
         <w:tc>
           <w:tcPr>
-            <w:tcW w:type="dxa" w:w="3173"/>
-            <w:shd w:val="clear" w:color="auto" w:fill="F4F2FA"/>
+            <w:tcW w:type="dxa" w:w="2880"/>
           </w:tcPr>
           <w:p>
             <w:pPr>
-              <w:spacing w:after="40" w:before="40"/>
+              <w:spacing w:before="40" w:after="40"/>
             </w:pPr>
-            <w:r/>
             <w:r>
               <w:rPr>
                 <w:rFonts w:ascii="Consolas" w:hAnsi="Consolas" w:eastAsia="Consolas"/>
                 <w:b w:val="0"/>
                 <w:i w:val="0"/>
-                <w:color w:val="C53AE8"/>
-                <w:sz w:val="18"/>
+                <w:color w:val="1A1A2E"/>
+                <w:sz w:val="17"/>
               </w:rPr>
               <w:t>02_配套文档/技术方案说明书-特等奖版.md</w:t>
             </w:r>
@@ -4265,21 +4161,19 @@
         </w:tc>
         <w:tc>
           <w:tcPr>
-            <w:tcW w:type="dxa" w:w="3173"/>
-            <w:shd w:val="clear" w:color="auto" w:fill="F4F2FA"/>
+            <w:tcW w:type="dxa" w:w="2880"/>
           </w:tcPr>
           <w:p>
             <w:pPr>
-              <w:spacing w:after="40" w:before="40"/>
+              <w:spacing w:before="40" w:after="40"/>
             </w:pPr>
-            <w:r/>
             <w:r>
               <w:rPr>
                 <w:rFonts w:ascii="Calibri" w:hAnsi="Calibri" w:eastAsia="宋体"/>
                 <w:b w:val="0"/>
                 <w:i w:val="0"/>
                 <w:color w:val="1A1A2E"/>
-                <w:sz w:val="19"/>
+                <w:sz w:val="18"/>
               </w:rPr>
               <w:t>✅ 已存在</w:t>
             </w:r>
@@ -4287,21 +4181,19 @@
         </w:tc>
         <w:tc>
           <w:tcPr>
-            <w:tcW w:type="dxa" w:w="3173"/>
-            <w:shd w:val="clear" w:color="auto" w:fill="F4F2FA"/>
+            <w:tcW w:type="dxa" w:w="2880"/>
           </w:tcPr>
           <w:p>
             <w:pPr>
-              <w:spacing w:after="40" w:before="40"/>
+              <w:spacing w:before="40" w:after="40"/>
             </w:pPr>
-            <w:r/>
             <w:r>
               <w:rPr>
                 <w:rFonts w:ascii="Calibri" w:hAnsi="Calibri" w:eastAsia="宋体"/>
                 <w:b w:val="0"/>
                 <w:i w:val="0"/>
                 <w:color w:val="1A1A2E"/>
-                <w:sz w:val="19"/>
+                <w:sz w:val="18"/>
               </w:rPr>
               <w:t>技术方案（含开源声明）</w:t>
             </w:r>
@@ -4311,20 +4203,19 @@
       <w:tr>
         <w:tc>
           <w:tcPr>
-            <w:tcW w:type="dxa" w:w="3173"/>
+            <w:tcW w:type="dxa" w:w="2880"/>
           </w:tcPr>
           <w:p>
             <w:pPr>
-              <w:spacing w:after="40" w:before="40"/>
+              <w:spacing w:before="40" w:after="40"/>
             </w:pPr>
-            <w:r/>
             <w:r>
               <w:rPr>
                 <w:rFonts w:ascii="Consolas" w:hAnsi="Consolas" w:eastAsia="Consolas"/>
                 <w:b w:val="0"/>
                 <w:i w:val="0"/>
-                <w:color w:val="C53AE8"/>
-                <w:sz w:val="18"/>
+                <w:color w:val="1A1A2E"/>
+                <w:sz w:val="17"/>
               </w:rPr>
               <w:t>02_配套文档/演示脚本.md</w:t>
             </w:r>
@@ -4332,20 +4223,19 @@
         </w:tc>
         <w:tc>
           <w:tcPr>
-            <w:tcW w:type="dxa" w:w="3173"/>
+            <w:tcW w:type="dxa" w:w="2880"/>
           </w:tcPr>
           <w:p>
             <w:pPr>
-              <w:spacing w:after="40" w:before="40"/>
+              <w:spacing w:before="40" w:after="40"/>
             </w:pPr>
-            <w:r/>
             <w:r>
               <w:rPr>
                 <w:rFonts w:ascii="Calibri" w:hAnsi="Calibri" w:eastAsia="宋体"/>
                 <w:b w:val="0"/>
                 <w:i w:val="0"/>
                 <w:color w:val="1A1A2E"/>
-                <w:sz w:val="19"/>
+                <w:sz w:val="18"/>
               </w:rPr>
               <w:t>✅ 已存在</w:t>
             </w:r>
@@ -4353,20 +4243,19 @@
         </w:tc>
         <w:tc>
           <w:tcPr>
-            <w:tcW w:type="dxa" w:w="3173"/>
+            <w:tcW w:type="dxa" w:w="2880"/>
           </w:tcPr>
           <w:p>
             <w:pPr>
-              <w:spacing w:after="40" w:before="40"/>
+              <w:spacing w:before="40" w:after="40"/>
             </w:pPr>
-            <w:r/>
             <w:r>
               <w:rPr>
                 <w:rFonts w:ascii="Calibri" w:hAnsi="Calibri" w:eastAsia="宋体"/>
                 <w:b w:val="0"/>
                 <w:i w:val="0"/>
                 <w:color w:val="1A1A2E"/>
-                <w:sz w:val="19"/>
+                <w:sz w:val="18"/>
               </w:rPr>
               <w:t>演示流程脚本</w:t>
             </w:r>
@@ -4376,21 +4265,19 @@
       <w:tr>
         <w:tc>
           <w:tcPr>
-            <w:tcW w:type="dxa" w:w="3173"/>
-            <w:shd w:val="clear" w:color="auto" w:fill="F4F2FA"/>
+            <w:tcW w:type="dxa" w:w="2880"/>
           </w:tcPr>
           <w:p>
             <w:pPr>
-              <w:spacing w:after="40" w:before="40"/>
+              <w:spacing w:before="40" w:after="40"/>
             </w:pPr>
-            <w:r/>
             <w:r>
               <w:rPr>
                 <w:rFonts w:ascii="Calibri" w:hAnsi="Calibri" w:eastAsia="宋体"/>
                 <w:b w:val="0"/>
                 <w:i w:val="0"/>
                 <w:color w:val="1A1A2E"/>
-                <w:sz w:val="19"/>
+                <w:sz w:val="18"/>
               </w:rPr>
               <w:t>演示视频</w:t>
             </w:r>
@@ -4398,21 +4285,19 @@
         </w:tc>
         <w:tc>
           <w:tcPr>
-            <w:tcW w:type="dxa" w:w="3173"/>
-            <w:shd w:val="clear" w:color="auto" w:fill="F4F2FA"/>
+            <w:tcW w:type="dxa" w:w="2880"/>
           </w:tcPr>
           <w:p>
             <w:pPr>
-              <w:spacing w:after="40" w:before="40"/>
+              <w:spacing w:before="40" w:after="40"/>
             </w:pPr>
-            <w:r/>
             <w:r>
               <w:rPr>
                 <w:rFonts w:ascii="Calibri" w:hAnsi="Calibri" w:eastAsia="宋体"/>
                 <w:b w:val="0"/>
                 <w:i w:val="0"/>
                 <w:color w:val="1A1A2E"/>
-                <w:sz w:val="19"/>
+                <w:sz w:val="18"/>
               </w:rPr>
               <w:t>⚠️ 待制作（提交物，非开发阻塞）</w:t>
             </w:r>
@@ -4420,21 +4305,19 @@
         </w:tc>
         <w:tc>
           <w:tcPr>
-            <w:tcW w:type="dxa" w:w="3173"/>
-            <w:shd w:val="clear" w:color="auto" w:fill="F4F2FA"/>
+            <w:tcW w:type="dxa" w:w="2880"/>
           </w:tcPr>
           <w:p>
             <w:pPr>
-              <w:spacing w:after="40" w:before="40"/>
+              <w:spacing w:before="40" w:after="40"/>
             </w:pPr>
-            <w:r/>
             <w:r>
               <w:rPr>
                 <w:rFonts w:ascii="Calibri" w:hAnsi="Calibri" w:eastAsia="宋体"/>
                 <w:b w:val="0"/>
                 <w:i w:val="0"/>
                 <w:color w:val="1A1A2E"/>
-                <w:sz w:val="19"/>
+                <w:sz w:val="18"/>
               </w:rPr>
               <w:t>系统就绪后由 PM/设计师制作</w:t>
             </w:r>
@@ -4442,11 +4325,7 @@
         </w:tc>
       </w:tr>
     </w:tbl>
-    <w:p>
-      <w:pPr>
-        <w:spacing w:after="40"/>
-      </w:pPr>
-    </w:p>
+    <w:p/>
     <w:p>
       <w:pPr>
         <w:jc w:val="center"/>
@@ -4455,7 +4334,6 @@
         <w:rPr>
           <w:rFonts w:ascii="Calibri" w:hAnsi="Calibri" w:eastAsia="宋体"/>
           <w:b w:val="0"/>
-          <w:i w:val="0"/>
           <w:color w:val="999999"/>
           <w:sz w:val="18"/>
         </w:rPr>
@@ -4464,23 +4342,35 @@
     </w:p>
     <w:p>
       <w:pPr>
-        <w:pStyle w:val="Heading2"/>
+        <w:pStyle w:val="Heading1"/>
       </w:pPr>
       <w:r>
+        <w:rPr>
+          <w:rFonts w:ascii="Calibri" w:hAnsi="Calibri" w:eastAsia="宋体"/>
+          <w:b/>
+          <w:color w:val="6C2BD9"/>
+          <w:sz w:val="28"/>
+        </w:rPr>
         <w:t>八、常见问题</w:t>
       </w:r>
     </w:p>
     <w:p>
       <w:pPr>
-        <w:pStyle w:val="Heading3"/>
+        <w:pStyle w:val="Heading2"/>
       </w:pPr>
       <w:r>
+        <w:rPr>
+          <w:rFonts w:ascii="Calibri" w:hAnsi="Calibri" w:eastAsia="宋体"/>
+          <w:b/>
+          <w:color w:val="6C2BD9"/>
+          <w:sz w:val="24"/>
+        </w:rPr>
         <w:t>Q: 首次启动很慢？</w:t>
       </w:r>
     </w:p>
     <w:p>
       <w:pPr>
-        <w:spacing w:after="100" w:line="336" w:lineRule="auto"/>
+        <w:spacing w:before="80" w:after="80" w:line="276" w:lineRule="auto"/>
       </w:pPr>
       <w:r>
         <w:rPr>
@@ -4495,15 +4385,21 @@
     </w:p>
     <w:p>
       <w:pPr>
-        <w:pStyle w:val="Heading3"/>
+        <w:pStyle w:val="Heading2"/>
       </w:pPr>
       <w:r>
+        <w:rPr>
+          <w:rFonts w:ascii="Calibri" w:hAnsi="Calibri" w:eastAsia="宋体"/>
+          <w:b/>
+          <w:color w:val="6C2BD9"/>
+          <w:sz w:val="24"/>
+        </w:rPr>
         <w:t>Q: 后端启动报 "无可用 LLM 通道"？</w:t>
       </w:r>
     </w:p>
     <w:p>
       <w:pPr>
-        <w:spacing w:after="100" w:line="336" w:lineRule="auto"/>
+        <w:spacing w:before="80" w:after="80" w:line="276" w:lineRule="auto"/>
       </w:pPr>
       <w:r>
         <w:rPr>
@@ -4520,7 +4416,7 @@
           <w:rFonts w:ascii="Consolas" w:hAnsi="Consolas" w:eastAsia="Consolas"/>
           <w:b w:val="0"/>
           <w:i w:val="0"/>
-          <w:color w:val="C53AE8"/>
+          <w:color w:val="1A1A2E"/>
           <w:sz w:val="20"/>
         </w:rPr>
         <w:t>py-server/config.json</w:t>
@@ -4538,15 +4434,21 @@
     </w:p>
     <w:p>
       <w:pPr>
-        <w:pStyle w:val="Heading3"/>
+        <w:pStyle w:val="Heading2"/>
       </w:pPr>
       <w:r>
+        <w:rPr>
+          <w:rFonts w:ascii="Calibri" w:hAnsi="Calibri" w:eastAsia="宋体"/>
+          <w:b/>
+          <w:color w:val="6C2BD9"/>
+          <w:sz w:val="24"/>
+        </w:rPr>
         <w:t>Q: 前端 5173 端口被占用？</w:t>
       </w:r>
     </w:p>
     <w:p>
       <w:pPr>
-        <w:spacing w:after="100" w:line="336" w:lineRule="auto"/>
+        <w:spacing w:before="80" w:after="80" w:line="276" w:lineRule="auto"/>
       </w:pPr>
       <w:r>
         <w:rPr>
@@ -4563,7 +4465,7 @@
           <w:rFonts w:ascii="Consolas" w:hAnsi="Consolas" w:eastAsia="Consolas"/>
           <w:b w:val="0"/>
           <w:i w:val="0"/>
-          <w:color w:val="C53AE8"/>
+          <w:color w:val="1A1A2E"/>
           <w:sz w:val="20"/>
         </w:rPr>
         <w:t>strictPort: false</w:t>
@@ -4581,15 +4483,21 @@
     </w:p>
     <w:p>
       <w:pPr>
-        <w:pStyle w:val="Heading3"/>
+        <w:pStyle w:val="Heading2"/>
       </w:pPr>
       <w:r>
+        <w:rPr>
+          <w:rFonts w:ascii="Calibri" w:hAnsi="Calibri" w:eastAsia="宋体"/>
+          <w:b/>
+          <w:color w:val="6C2BD9"/>
+          <w:sz w:val="24"/>
+        </w:rPr>
         <w:t>Q: Milvus/PG/Redis 连接失败？</w:t>
       </w:r>
     </w:p>
     <w:p>
       <w:pPr>
-        <w:spacing w:after="100" w:line="336" w:lineRule="auto"/>
+        <w:spacing w:before="80" w:after="80" w:line="276" w:lineRule="auto"/>
       </w:pPr>
       <w:r>
         <w:rPr>
@@ -4606,7 +4514,7 @@
           <w:rFonts w:ascii="Consolas" w:hAnsi="Consolas" w:eastAsia="Consolas"/>
           <w:b w:val="0"/>
           <w:i w:val="0"/>
-          <w:color w:val="C53AE8"/>
+          <w:color w:val="1A1A2E"/>
           <w:sz w:val="20"/>
         </w:rPr>
         <w:t>enabled: true</w:t>
@@ -4622,108 +4530,14 @@
         <w:t xml:space="preserve"> 并确保服务运行。</w:t>
       </w:r>
     </w:p>
-    <w:p/>
-    <w:p>
-      <w:pPr>
-        <w:jc w:val="center"/>
-      </w:pPr>
-      <w:r>
-        <w:rPr>
-          <w:rFonts w:ascii="Calibri" w:hAnsi="Calibri" w:eastAsia="宋体"/>
-          <w:b w:val="0"/>
-          <w:i/>
-          <w:color w:val="999999"/>
-          <w:sz w:val="17"/>
-        </w:rPr>
-        <w:t>━ 本文档由 MARS-408 参赛团队编写，2026 福建高校「火山杯」Agent 创新大赛参赛配套 ━</w:t>
-      </w:r>
-    </w:p>
     <w:sectPr>
-      <w:headerReference w:type="default" r:id="rId9"/>
-      <w:footerReference w:type="default" r:id="rId10"/>
       <w:pgSz w:w="12240" w:h="15840"/>
-      <w:pgMar w:top="1247" w:right="1361" w:bottom="1134" w:left="1361" w:header="720" w:footer="720" w:gutter="0"/>
+      <w:pgMar w:top="1440" w:right="1800" w:bottom="1440" w:left="1800" w:header="720" w:footer="720" w:gutter="0"/>
       <w:cols w:space="720"/>
       <w:docGrid w:linePitch="360"/>
     </w:sectPr>
   </w:body>
 </w:document>
-</file>
-
-<file path=word/footer1.xml><?xml version="1.0" encoding="utf-8"?>
-<w:ftr xmlns:m="http://schemas.openxmlformats.org/officeDocument/2006/math" xmlns:mc="http://schemas.openxmlformats.org/markup-compatibility/2006" xmlns:mo="http://schemas.microsoft.com/office/mac/office/2008/main" xmlns:mv="urn:schemas-microsoft-com:mac:vml" xmlns:o="urn:schemas-microsoft-com:office:office" xmlns:r="http://schemas.openxmlformats.org/officeDocument/2006/relationships" xmlns:v="urn:schemas-microsoft-com:vml" xmlns:w10="urn:schemas-microsoft-com:office:word" xmlns:w14="http://schemas.microsoft.com/office/word/2010/wordml" xmlns:w="http://schemas.openxmlformats.org/wordprocessingml/2006/main" xmlns:wne="http://schemas.microsoft.com/office/word/2006/wordml" xmlns:wp14="http://schemas.microsoft.com/office/word/2010/wordprocessingDrawing" xmlns:wp="http://schemas.openxmlformats.org/drawingml/2006/wordprocessingDrawing" xmlns:wpc="http://schemas.microsoft.com/office/word/2010/wordprocessingCanvas" xmlns:wpg="http://schemas.microsoft.com/office/word/2010/wordprocessingGroup" xmlns:wpi="http://schemas.microsoft.com/office/word/2010/wordprocessingInk" xmlns:wps="http://schemas.microsoft.com/office/word/2010/wordprocessingShape" mc:Ignorable="w14 wp14">
-  <w:p>
-    <w:pPr>
-      <w:pStyle w:val="Footer"/>
-      <w:jc w:val="center"/>
-    </w:pPr>
-    <w:r>
-      <w:rPr>
-        <w:rFonts w:ascii="Calibri" w:hAnsi="Calibri" w:eastAsia="宋体"/>
-        <w:b w:val="0"/>
-        <w:i w:val="0"/>
-        <w:color w:val="666666"/>
-        <w:sz w:val="18"/>
-      </w:rPr>
-      <w:t xml:space="preserve">第 </w:t>
-    </w:r>
-    <w:r>
-      <w:fldChar w:fldCharType="begin"/>
-      <w:instrText xml:space="preserve">PAGE</w:instrText>
-      <w:fldChar w:fldCharType="separate"/>
-      <w:t>右键更新域可生成目录</w:t>
-      <w:fldChar w:fldCharType="end"/>
-    </w:r>
-    <w:r>
-      <w:rPr>
-        <w:rFonts w:ascii="Calibri" w:hAnsi="Calibri" w:eastAsia="宋体"/>
-        <w:b w:val="0"/>
-        <w:i w:val="0"/>
-        <w:color w:val="666666"/>
-        <w:sz w:val="18"/>
-      </w:rPr>
-      <w:t xml:space="preserve"> 页 / 共 </w:t>
-    </w:r>
-    <w:r>
-      <w:fldChar w:fldCharType="begin"/>
-      <w:instrText xml:space="preserve">NUMPAGES</w:instrText>
-      <w:fldChar w:fldCharType="separate"/>
-      <w:t>右键更新域可生成目录</w:t>
-      <w:fldChar w:fldCharType="end"/>
-    </w:r>
-    <w:r>
-      <w:rPr>
-        <w:rFonts w:ascii="Calibri" w:hAnsi="Calibri" w:eastAsia="宋体"/>
-        <w:b w:val="0"/>
-        <w:i w:val="0"/>
-        <w:color w:val="666666"/>
-        <w:sz w:val="18"/>
-      </w:rPr>
-      <w:t xml:space="preserve"> 页</w:t>
-    </w:r>
-  </w:p>
-</w:ftr>
-</file>
-
-<file path=word/header1.xml><?xml version="1.0" encoding="utf-8"?>
-<w:hdr xmlns:m="http://schemas.openxmlformats.org/officeDocument/2006/math" xmlns:mc="http://schemas.openxmlformats.org/markup-compatibility/2006" xmlns:mo="http://schemas.microsoft.com/office/mac/office/2008/main" xmlns:mv="urn:schemas-microsoft-com:mac:vml" xmlns:o="urn:schemas-microsoft-com:office:office" xmlns:r="http://schemas.openxmlformats.org/officeDocument/2006/relationships" xmlns:v="urn:schemas-microsoft-com:vml" xmlns:w10="urn:schemas-microsoft-com:office:word" xmlns:w14="http://schemas.microsoft.com/office/word/2010/wordml" xmlns:w="http://schemas.openxmlformats.org/wordprocessingml/2006/main" xmlns:wne="http://schemas.microsoft.com/office/word/2006/wordml" xmlns:wp14="http://schemas.microsoft.com/office/word/2010/wordprocessingDrawing" xmlns:wp="http://schemas.openxmlformats.org/drawingml/2006/wordprocessingDrawing" xmlns:wpc="http://schemas.microsoft.com/office/word/2010/wordprocessingCanvas" xmlns:wpg="http://schemas.microsoft.com/office/word/2010/wordprocessingGroup" xmlns:wpi="http://schemas.microsoft.com/office/word/2010/wordprocessingInk" xmlns:wps="http://schemas.microsoft.com/office/word/2010/wordprocessingShape" mc:Ignorable="w14 wp14">
-  <w:p>
-    <w:pPr>
-      <w:pStyle w:val="Header"/>
-      <w:jc w:val="right"/>
-    </w:pPr>
-    <w:r>
-      <w:rPr>
-        <w:rFonts w:ascii="Calibri" w:hAnsi="Calibri" w:eastAsia="宋体"/>
-        <w:b w:val="0"/>
-        <w:i w:val="0"/>
-        <w:color w:val="999999"/>
-        <w:sz w:val="17"/>
-      </w:rPr>
-      <w:t>MARS-408 · MARS-408 — 部署文档</w:t>
-    </w:r>
-  </w:p>
-</w:hdr>
 </file>
 
 <file path=word/numbering.xml><?xml version="1.0" encoding="utf-8"?>
@@ -5089,14 +4903,6 @@
     <w:name w:val="Normal"/>
     <w:qFormat/>
     <w:rsid w:val="00FC693F"/>
-    <w:pPr>
-      <w:spacing w:lineRule="auto" w:line="324" w:after="80"/>
-    </w:pPr>
-    <w:rPr>
-      <w:rFonts w:ascii="Calibri" w:hAnsi="Calibri" w:eastAsia="宋体"/>
-      <w:color w:val="1A1A2E"/>
-      <w:sz w:val="21"/>
-    </w:rPr>
   </w:style>
   <w:style w:type="paragraph" w:styleId="Header">
     <w:name w:val="header"/>
@@ -5153,15 +4959,15 @@
     <w:pPr>
       <w:keepNext/>
       <w:keepLines/>
-      <w:spacing w:before="280" w:after="120"/>
+      <w:spacing w:before="480" w:after="0"/>
       <w:outlineLvl w:val="0"/>
     </w:pPr>
     <w:rPr>
-      <w:rFonts w:asciiTheme="majorHAnsi" w:eastAsiaTheme="majorEastAsia" w:hAnsiTheme="majorHAnsi" w:cstheme="majorBidi" w:ascii="Calibri" w:hAnsi="Calibri" w:eastAsia="黑体"/>
+      <w:rFonts w:asciiTheme="majorHAnsi" w:eastAsiaTheme="majorEastAsia" w:hAnsiTheme="majorHAnsi" w:cstheme="majorBidi"/>
       <w:b/>
       <w:bCs/>
-      <w:color w:val="4A1F96"/>
-      <w:sz w:val="36"/>
+      <w:color w:val="365F91" w:themeColor="accent1" w:themeShade="BF"/>
+      <w:sz w:val="28"/>
       <w:szCs w:val="28"/>
     </w:rPr>
   </w:style>
@@ -5177,15 +4983,15 @@
     <w:pPr>
       <w:keepNext/>
       <w:keepLines/>
-      <w:spacing w:before="280" w:after="120"/>
+      <w:spacing w:before="200" w:after="0"/>
       <w:outlineLvl w:val="1"/>
     </w:pPr>
     <w:rPr>
-      <w:rFonts w:asciiTheme="majorHAnsi" w:eastAsiaTheme="majorEastAsia" w:hAnsiTheme="majorHAnsi" w:cstheme="majorBidi" w:ascii="Calibri" w:hAnsi="Calibri" w:eastAsia="黑体"/>
+      <w:rFonts w:asciiTheme="majorHAnsi" w:eastAsiaTheme="majorEastAsia" w:hAnsiTheme="majorHAnsi" w:cstheme="majorBidi"/>
       <w:b/>
       <w:bCs/>
-      <w:color w:val="6C2BD9"/>
-      <w:sz w:val="30"/>
+      <w:color w:val="4F81BD" w:themeColor="accent1"/>
+      <w:sz w:val="26"/>
       <w:szCs w:val="26"/>
     </w:rPr>
   </w:style>
@@ -5201,15 +5007,14 @@
     <w:pPr>
       <w:keepNext/>
       <w:keepLines/>
-      <w:spacing w:before="160" w:after="120"/>
+      <w:spacing w:before="200" w:after="0"/>
       <w:outlineLvl w:val="2"/>
     </w:pPr>
     <w:rPr>
-      <w:rFonts w:asciiTheme="majorHAnsi" w:eastAsiaTheme="majorEastAsia" w:hAnsiTheme="majorHAnsi" w:cstheme="majorBidi" w:ascii="Calibri" w:hAnsi="Calibri" w:eastAsia="黑体"/>
+      <w:rFonts w:asciiTheme="majorHAnsi" w:eastAsiaTheme="majorEastAsia" w:hAnsiTheme="majorHAnsi" w:cstheme="majorBidi"/>
       <w:b/>
       <w:bCs/>
-      <w:color w:val="1A1A2E"/>
-      <w:sz w:val="26"/>
+      <w:color w:val="4F81BD" w:themeColor="accent1"/>
     </w:rPr>
   </w:style>
   <w:style w:type="paragraph" w:styleId="Heading4">
@@ -5225,17 +5030,16 @@
     <w:pPr>
       <w:keepNext/>
       <w:keepLines/>
-      <w:spacing w:before="160" w:after="120"/>
+      <w:spacing w:before="200" w:after="0"/>
       <w:outlineLvl w:val="3"/>
     </w:pPr>
     <w:rPr>
-      <w:rFonts w:asciiTheme="majorHAnsi" w:eastAsiaTheme="majorEastAsia" w:hAnsiTheme="majorHAnsi" w:cstheme="majorBidi" w:ascii="Calibri" w:hAnsi="Calibri" w:eastAsia="黑体"/>
+      <w:rFonts w:asciiTheme="majorHAnsi" w:eastAsiaTheme="majorEastAsia" w:hAnsiTheme="majorHAnsi" w:cstheme="majorBidi"/>
       <w:b/>
       <w:bCs/>
       <w:i/>
       <w:iCs/>
-      <w:color w:val="1A1A2E"/>
-      <w:sz w:val="23"/>
+      <w:color w:val="4F81BD" w:themeColor="accent1"/>
     </w:rPr>
   </w:style>
   <w:style w:type="paragraph" w:styleId="Heading5">

--- a/submission/02_配套文档/docx/DEPLOY.docx
+++ b/submission/02_配套文档/docx/DEPLOY.docx
@@ -3885,7 +3885,7 @@
                 <w:color w:val="1A1A2E"/>
                 <w:sz w:val="18"/>
               </w:rPr>
-              <w:t>前端构建产物（index.html + assets）</w:t>
+              <w:t>前端构建产物（index.html + assets/ + brand/ + showcase/ 等，2026-10-06 实测存在）</w:t>
             </w:r>
           </w:p>
         </w:tc>
@@ -3947,7 +3947,27 @@
                 <w:color w:val="1A1A2E"/>
                 <w:sz w:val="18"/>
               </w:rPr>
-              <w:t>Python 虚拟环境（所有依赖已安装）</w:t>
+              <w:t>Python 虚拟环境。2026-10-06 实测：</w:t>
+            </w:r>
+            <w:r>
+              <w:rPr>
+                <w:rFonts w:ascii="Consolas" w:hAnsi="Consolas" w:eastAsia="Consolas"/>
+                <w:b w:val="0"/>
+                <w:i w:val="0"/>
+                <w:color w:val="1A1A2E"/>
+                <w:sz w:val="17"/>
+              </w:rPr>
+              <w:t>from main import app</w:t>
+            </w:r>
+            <w:r>
+              <w:rPr>
+                <w:rFonts w:ascii="Calibri" w:hAnsi="Calibri" w:eastAsia="宋体"/>
+                <w:b w:val="0"/>
+                <w:i w:val="0"/>
+                <w:color w:val="1A1A2E"/>
+                <w:sz w:val="18"/>
+              </w:rPr>
+              <w:t xml:space="preserve"> 导入成功，运行时依赖齐备（fastapi / uvicorn / pydantic / langgraph / torch / sentence-transformers / redis / psycopg2 等均可导入）</w:t>
             </w:r>
           </w:p>
         </w:tc>
@@ -4155,7 +4175,7 @@
                 <w:color w:val="1A1A2E"/>
                 <w:sz w:val="17"/>
               </w:rPr>
-              <w:t>02_配套文档/技术方案说明书-特等奖版.md</w:t>
+              <w:t>02_配套文档/技术方案说明书.md</w:t>
             </w:r>
           </w:p>
         </w:tc>
@@ -4211,13 +4231,33 @@
             </w:pPr>
             <w:r>
               <w:rPr>
+                <w:rFonts w:ascii="Calibri" w:hAnsi="Calibri" w:eastAsia="宋体"/>
+                <w:b w:val="0"/>
+                <w:i w:val="0"/>
+                <w:color w:val="1A1A2E"/>
+                <w:sz w:val="18"/>
+              </w:rPr>
+              <w:t>~~</w:t>
+            </w:r>
+            <w:r>
+              <w:rPr>
                 <w:rFonts w:ascii="Consolas" w:hAnsi="Consolas" w:eastAsia="Consolas"/>
                 <w:b w:val="0"/>
                 <w:i w:val="0"/>
                 <w:color w:val="1A1A2E"/>
                 <w:sz w:val="17"/>
               </w:rPr>
-              <w:t>02_配套文档/演示脚本.md</w:t>
+              <w:t>02_配套文档/技术方案说明书-特等奖版.md</w:t>
+            </w:r>
+            <w:r>
+              <w:rPr>
+                <w:rFonts w:ascii="Calibri" w:hAnsi="Calibri" w:eastAsia="宋体"/>
+                <w:b w:val="0"/>
+                <w:i w:val="0"/>
+                <w:color w:val="1A1A2E"/>
+                <w:sz w:val="18"/>
+              </w:rPr>
+              <w:t>~~</w:t>
             </w:r>
           </w:p>
         </w:tc>
@@ -4237,7 +4277,17 @@
                 <w:color w:val="1A1A2E"/>
                 <w:sz w:val="18"/>
               </w:rPr>
-              <w:t>✅ 已存在</w:t>
+              <w:t xml:space="preserve">❌ </w:t>
+            </w:r>
+            <w:r>
+              <w:rPr>
+                <w:rFonts w:ascii="Calibri" w:hAnsi="Calibri" w:eastAsia="宋体"/>
+                <w:b/>
+                <w:i w:val="0"/>
+                <w:color w:val="1A1A2E"/>
+                <w:sz w:val="18"/>
+              </w:rPr>
+              <w:t>不存在</w:t>
             </w:r>
           </w:p>
         </w:tc>
@@ -4257,7 +4307,109 @@
                 <w:color w:val="1A1A2E"/>
                 <w:sz w:val="18"/>
               </w:rPr>
-              <w:t>演示流程脚本</w:t>
+              <w:t xml:space="preserve">2026-10-06 实测：本目录无「-特等奖版」后缀版本，正式交付件即上面的 </w:t>
+            </w:r>
+            <w:r>
+              <w:rPr>
+                <w:rFonts w:ascii="Consolas" w:hAnsi="Consolas" w:eastAsia="Consolas"/>
+                <w:b w:val="0"/>
+                <w:i w:val="0"/>
+                <w:color w:val="1A1A2E"/>
+                <w:sz w:val="17"/>
+              </w:rPr>
+              <w:t>技术方案说明书.md</w:t>
+            </w:r>
+          </w:p>
+        </w:tc>
+      </w:tr>
+      <w:tr>
+        <w:tc>
+          <w:tcPr>
+            <w:tcW w:type="dxa" w:w="2880"/>
+          </w:tcPr>
+          <w:p>
+            <w:pPr>
+              <w:spacing w:before="40" w:after="40"/>
+            </w:pPr>
+            <w:r>
+              <w:rPr>
+                <w:rFonts w:ascii="Calibri" w:hAnsi="Calibri" w:eastAsia="宋体"/>
+                <w:b w:val="0"/>
+                <w:i w:val="0"/>
+                <w:color w:val="1A1A2E"/>
+                <w:sz w:val="18"/>
+              </w:rPr>
+              <w:t>演示脚本</w:t>
+            </w:r>
+          </w:p>
+        </w:tc>
+        <w:tc>
+          <w:tcPr>
+            <w:tcW w:type="dxa" w:w="2880"/>
+          </w:tcPr>
+          <w:p>
+            <w:pPr>
+              <w:spacing w:before="40" w:after="40"/>
+            </w:pPr>
+            <w:r>
+              <w:rPr>
+                <w:rFonts w:ascii="Calibri" w:hAnsi="Calibri" w:eastAsia="宋体"/>
+                <w:b w:val="0"/>
+                <w:i w:val="0"/>
+                <w:color w:val="1A1A2E"/>
+                <w:sz w:val="18"/>
+              </w:rPr>
+              <w:t xml:space="preserve">🔒 </w:t>
+            </w:r>
+            <w:r>
+              <w:rPr>
+                <w:rFonts w:ascii="Calibri" w:hAnsi="Calibri" w:eastAsia="宋体"/>
+                <w:b/>
+                <w:i w:val="0"/>
+                <w:color w:val="1A1A2E"/>
+                <w:sz w:val="18"/>
+              </w:rPr>
+              <w:t>不随包提交</w:t>
+            </w:r>
+          </w:p>
+        </w:tc>
+        <w:tc>
+          <w:tcPr>
+            <w:tcW w:type="dxa" w:w="2880"/>
+          </w:tcPr>
+          <w:p>
+            <w:pPr>
+              <w:spacing w:before="40" w:after="40"/>
+            </w:pPr>
+            <w:r>
+              <w:rPr>
+                <w:rFonts w:ascii="Calibri" w:hAnsi="Calibri" w:eastAsia="宋体"/>
+                <w:b w:val="0"/>
+                <w:i w:val="0"/>
+                <w:color w:val="1A1A2E"/>
+                <w:sz w:val="18"/>
+              </w:rPr>
+              <w:t xml:space="preserve">实为内部参考件，位于 </w:t>
+            </w:r>
+            <w:r>
+              <w:rPr>
+                <w:rFonts w:ascii="Consolas" w:hAnsi="Consolas" w:eastAsia="Consolas"/>
+                <w:b w:val="0"/>
+                <w:i w:val="0"/>
+                <w:color w:val="1A1A2E"/>
+                <w:sz w:val="17"/>
+              </w:rPr>
+              <w:t>02_配套文档/_内部参考_勿提交/演示脚本.md</w:t>
+            </w:r>
+            <w:r>
+              <w:rPr>
+                <w:rFonts w:ascii="Calibri" w:hAnsi="Calibri" w:eastAsia="宋体"/>
+                <w:b w:val="0"/>
+                <w:i w:val="0"/>
+                <w:color w:val="1A1A2E"/>
+                <w:sz w:val="18"/>
+              </w:rPr>
+              <w:t>；该目录名即标明「勿提交」，不作为正式交付件背书</w:t>
             </w:r>
           </w:p>
         </w:tc>
@@ -4299,7 +4451,17 @@
                 <w:color w:val="1A1A2E"/>
                 <w:sz w:val="18"/>
               </w:rPr>
-              <w:t>⚠️ 待制作（提交物，非开发阻塞）</w:t>
+              <w:t xml:space="preserve">⚠️ </w:t>
+            </w:r>
+            <w:r>
+              <w:rPr>
+                <w:rFonts w:ascii="Calibri" w:hAnsi="Calibri" w:eastAsia="宋体"/>
+                <w:b/>
+                <w:i w:val="0"/>
+                <w:color w:val="1A1A2E"/>
+                <w:sz w:val="18"/>
+              </w:rPr>
+              <w:t>缺失，待录制</w:t>
             </w:r>
           </w:p>
         </w:tc>
@@ -4319,7 +4481,47 @@
                 <w:color w:val="1A1A2E"/>
                 <w:sz w:val="18"/>
               </w:rPr>
-              <w:t>系统就绪后由 PM/设计师制作</w:t>
+              <w:t>提交物，非开发阻塞。当前主线（计算机类学生职业素养对抗实训平台）</w:t>
+            </w:r>
+            <w:r>
+              <w:rPr>
+                <w:rFonts w:ascii="Calibri" w:hAnsi="Calibri" w:eastAsia="宋体"/>
+                <w:b/>
+                <w:i w:val="0"/>
+                <w:color w:val="1A1A2E"/>
+                <w:sz w:val="18"/>
+              </w:rPr>
+              <w:t>尚无演示视频</w:t>
+            </w:r>
+            <w:r>
+              <w:rPr>
+                <w:rFonts w:ascii="Calibri" w:hAnsi="Calibri" w:eastAsia="宋体"/>
+                <w:b w:val="0"/>
+                <w:i w:val="0"/>
+                <w:color w:val="1A1A2E"/>
+                <w:sz w:val="18"/>
+              </w:rPr>
+              <w:t>；</w:t>
+            </w:r>
+            <w:r>
+              <w:rPr>
+                <w:rFonts w:ascii="Consolas" w:hAnsi="Consolas" w:eastAsia="Consolas"/>
+                <w:b w:val="0"/>
+                <w:i w:val="0"/>
+                <w:color w:val="1A1A2E"/>
+                <w:sz w:val="17"/>
+              </w:rPr>
+              <w:t>03_演示视频/</w:t>
+            </w:r>
+            <w:r>
+              <w:rPr>
+                <w:rFonts w:ascii="Calibri" w:hAnsi="Calibri" w:eastAsia="宋体"/>
+                <w:b w:val="0"/>
+                <w:i w:val="0"/>
+                <w:color w:val="1A1A2E"/>
+                <w:sz w:val="18"/>
+              </w:rPr>
+              <w:t xml:space="preserve"> 下仅有 2026-07-21 的 408 旧主线录屏，与当前主线不符</w:t>
             </w:r>
           </w:p>
         </w:tc>

--- a/submission/02_配套文档/docx/DEPLOY.docx
+++ b/submission/02_配套文档/docx/DEPLOY.docx
@@ -129,7 +129,7 @@
           <w:color w:val="666666"/>
           <w:sz w:val="20"/>
         </w:rPr>
-        <w:t>基于 GOMARL 与 FrugalRAG 的 408 考研个性化学习系统</w:t>
+        <w:t>基于 GOMARL 与 FrugalRAG 的多智能体个性化学习与实训系统（408 计算机四科为已落地演示学科）</w:t>
       </w:r>
       <w:r>
         <w:br/>
@@ -4461,7 +4461,7 @@
                 <w:color w:val="1A1A2E"/>
                 <w:sz w:val="18"/>
               </w:rPr>
-              <w:t>缺失，待录制</w:t>
+              <w:t>待更新</w:t>
             </w:r>
           </w:p>
         </w:tc>
@@ -4481,27 +4481,7 @@
                 <w:color w:val="1A1A2E"/>
                 <w:sz w:val="18"/>
               </w:rPr>
-              <w:t>提交物，非开发阻塞。当前主线（计算机类学生职业素养对抗实训平台）</w:t>
-            </w:r>
-            <w:r>
-              <w:rPr>
-                <w:rFonts w:ascii="Calibri" w:hAnsi="Calibri" w:eastAsia="宋体"/>
-                <w:b/>
-                <w:i w:val="0"/>
-                <w:color w:val="1A1A2E"/>
-                <w:sz w:val="18"/>
-              </w:rPr>
-              <w:t>尚无演示视频</w:t>
-            </w:r>
-            <w:r>
-              <w:rPr>
-                <w:rFonts w:ascii="Calibri" w:hAnsi="Calibri" w:eastAsia="宋体"/>
-                <w:b w:val="0"/>
-                <w:i w:val="0"/>
-                <w:color w:val="1A1A2E"/>
-                <w:sz w:val="18"/>
-              </w:rPr>
-              <w:t>；</w:t>
+              <w:t xml:space="preserve">提交物，非开发阻塞。现有 </w:t>
             </w:r>
             <w:r>
               <w:rPr>
@@ -4521,7 +4501,7 @@
                 <w:color w:val="1A1A2E"/>
                 <w:sz w:val="18"/>
               </w:rPr>
-              <w:t xml:space="preserve"> 下仅有 2026-07-21 的 408 旧主线录屏，与当前主线不符</w:t>
+              <w:t xml:space="preserve"> 下 2026-07-21 的 408 演示录屏与已落地演示学科（408 四科）一致，可沿用或重录；若国创赛叙事另需职业素养场景演示则待补</w:t>
             </w:r>
           </w:p>
         </w:tc>
